--- a/reports/projects/3.1.2_Report.docx
+++ b/reports/projects/3.1.2_Report.docx
@@ -405,7 +405,7 @@
                 <w:sz w:val="20"/>
                 <w:szCs w:val="20"/>
               </w:rPr>
-              <w:t xml:space="preserve">KPI Metric</w:t>
+              <w:t xml:space="preserve">KPI Current</w:t>
             </w:r>
           </w:p>
         </w:tc>
@@ -475,7 +475,147 @@
                 <w:sz w:val="20"/>
                 <w:szCs w:val="20"/>
               </w:rPr>
-              <w:t xml:space="preserve">25-26 Goal</w:t>
+              <w:t xml:space="preserve">2030 Goal</w:t>
+            </w:r>
+          </w:p>
+        </w:tc>
+        <w:tc>
+          <w:tcPr>
+            <w:tcW w:type="dxa" w:w="7200"/>
+            <w:tcBorders>
+              <w:top w:val="single" w:color="CCCCCC" w:sz="1"/>
+              <w:left w:val="single" w:color="CCCCCC" w:sz="1"/>
+              <w:bottom w:val="single" w:color="CCCCCC" w:sz="1"/>
+              <w:right w:val="single" w:color="CCCCCC" w:sz="1"/>
+            </w:tcBorders>
+            <w:shd w:fill="FFFFFF" w:val="clear"/>
+            <w:tcMar>
+              <w:top w:type="dxa" w:w="60"/>
+              <w:left w:type="dxa" w:w="100"/>
+              <w:bottom w:type="dxa" w:w="60"/>
+              <w:right w:type="dxa" w:w="100"/>
+            </w:tcMar>
+          </w:tcPr>
+          <w:p>
+            <w:pPr>
+              <w:jc w:val="left"/>
+            </w:pPr>
+            <w:r>
+              <w:rPr>
+                <w:rFonts w:ascii="Cambria" w:cs="Cambria" w:eastAsia="Cambria" w:hAnsi="Cambria"/>
+                <w:b w:val="false"/>
+                <w:bCs w:val="false"/>
+                <w:color w:val="0A2240"/>
+                <w:sz w:val="20"/>
+                <w:szCs w:val="20"/>
+              </w:rPr>
+              <w:t xml:space="preserve">70,000</w:t>
+            </w:r>
+          </w:p>
+        </w:tc>
+      </w:tr>
+      <w:tr>
+        <w:tc>
+          <w:tcPr>
+            <w:tcW w:type="dxa" w:w="3600"/>
+            <w:tcBorders>
+              <w:top w:val="single" w:color="CCCCCC" w:sz="1"/>
+              <w:left w:val="single" w:color="CCCCCC" w:sz="1"/>
+              <w:bottom w:val="single" w:color="CCCCCC" w:sz="1"/>
+              <w:right w:val="single" w:color="CCCCCC" w:sz="1"/>
+            </w:tcBorders>
+            <w:shd w:fill="F0F0F0" w:val="clear"/>
+            <w:tcMar>
+              <w:top w:type="dxa" w:w="60"/>
+              <w:left w:type="dxa" w:w="100"/>
+              <w:bottom w:type="dxa" w:w="60"/>
+              <w:right w:type="dxa" w:w="100"/>
+            </w:tcMar>
+          </w:tcPr>
+          <w:p>
+            <w:pPr>
+              <w:jc w:val="left"/>
+            </w:pPr>
+            <w:r>
+              <w:rPr>
+                <w:rFonts w:ascii="Cambria" w:cs="Cambria" w:eastAsia="Cambria" w:hAnsi="Cambria"/>
+                <w:b/>
+                <w:bCs/>
+                <w:color w:val="163A5F"/>
+                <w:sz w:val="20"/>
+                <w:szCs w:val="20"/>
+              </w:rPr>
+              <w:t xml:space="preserve">2030 Stretch</w:t>
+            </w:r>
+          </w:p>
+        </w:tc>
+        <w:tc>
+          <w:tcPr>
+            <w:tcW w:type="dxa" w:w="7200"/>
+            <w:tcBorders>
+              <w:top w:val="single" w:color="CCCCCC" w:sz="1"/>
+              <w:left w:val="single" w:color="CCCCCC" w:sz="1"/>
+              <w:bottom w:val="single" w:color="CCCCCC" w:sz="1"/>
+              <w:right w:val="single" w:color="CCCCCC" w:sz="1"/>
+            </w:tcBorders>
+            <w:shd w:fill="F0F0F0" w:val="clear"/>
+            <w:tcMar>
+              <w:top w:type="dxa" w:w="60"/>
+              <w:left w:type="dxa" w:w="100"/>
+              <w:bottom w:type="dxa" w:w="60"/>
+              <w:right w:type="dxa" w:w="100"/>
+            </w:tcMar>
+          </w:tcPr>
+          <w:p>
+            <w:pPr>
+              <w:jc w:val="left"/>
+            </w:pPr>
+            <w:r>
+              <w:rPr>
+                <w:rFonts w:ascii="Cambria" w:cs="Cambria" w:eastAsia="Cambria" w:hAnsi="Cambria"/>
+                <w:b w:val="false"/>
+                <w:bCs w:val="false"/>
+                <w:color w:val="C9A84C"/>
+                <w:sz w:val="20"/>
+                <w:szCs w:val="20"/>
+              </w:rPr>
+              <w:t xml:space="preserve">85,000</w:t>
+            </w:r>
+          </w:p>
+        </w:tc>
+      </w:tr>
+      <w:tr>
+        <w:tc>
+          <w:tcPr>
+            <w:tcW w:type="dxa" w:w="3600"/>
+            <w:tcBorders>
+              <w:top w:val="single" w:color="CCCCCC" w:sz="1"/>
+              <w:left w:val="single" w:color="CCCCCC" w:sz="1"/>
+              <w:bottom w:val="single" w:color="CCCCCC" w:sz="1"/>
+              <w:right w:val="single" w:color="CCCCCC" w:sz="1"/>
+            </w:tcBorders>
+            <w:shd w:fill="FFFFFF" w:val="clear"/>
+            <w:tcMar>
+              <w:top w:type="dxa" w:w="60"/>
+              <w:left w:type="dxa" w:w="100"/>
+              <w:bottom w:type="dxa" w:w="60"/>
+              <w:right w:type="dxa" w:w="100"/>
+            </w:tcMar>
+          </w:tcPr>
+          <w:p>
+            <w:pPr>
+              <w:jc w:val="left"/>
+            </w:pPr>
+            <w:r>
+              <w:rPr>
+                <w:rFonts w:ascii="Cambria" w:cs="Cambria" w:eastAsia="Cambria" w:hAnsi="Cambria"/>
+                <w:b/>
+                <w:bCs/>
+                <w:color w:val="163A5F"/>
+                <w:sz w:val="20"/>
+                <w:szCs w:val="20"/>
+              </w:rPr>
+              <w:t xml:space="preserve">25-26</w:t>
             </w:r>
           </w:p>
         </w:tc>
@@ -509,7 +649,7 @@
                 <w:sz w:val="20"/>
                 <w:szCs w:val="20"/>
               </w:rPr>
-              <w:t xml:space="preserve">30,000</w:t>
+              <w:t xml:space="preserve">22,149/30,000</w:t>
             </w:r>
           </w:p>
         </w:tc>
@@ -545,7 +685,7 @@
                 <w:sz w:val="20"/>
                 <w:szCs w:val="20"/>
               </w:rPr>
-              <w:t xml:space="preserve">25-26 Stretch</w:t>
+              <w:t xml:space="preserve">26-27</w:t>
             </w:r>
           </w:p>
         </w:tc>
@@ -575,11 +715,11 @@
                 <w:rFonts w:ascii="Cambria" w:cs="Cambria" w:eastAsia="Cambria" w:hAnsi="Cambria"/>
                 <w:b w:val="false"/>
                 <w:bCs w:val="false"/>
-                <w:color w:val="C9A84C"/>
-                <w:sz w:val="20"/>
-                <w:szCs w:val="20"/>
-              </w:rPr>
-              <w:t xml:space="preserve">40,000</w:t>
+                <w:color w:val="333333"/>
+                <w:sz w:val="20"/>
+                <w:szCs w:val="20"/>
+              </w:rPr>
+              <w:t xml:space="preserve">22,149/40,000</w:t>
             </w:r>
           </w:p>
         </w:tc>
@@ -615,7 +755,7 @@
                 <w:sz w:val="20"/>
                 <w:szCs w:val="20"/>
               </w:rPr>
-              <w:t xml:space="preserve">26-27 Goal</w:t>
+              <w:t xml:space="preserve">27-28</w:t>
             </w:r>
           </w:p>
         </w:tc>
@@ -649,7 +789,7 @@
                 <w:sz w:val="20"/>
                 <w:szCs w:val="20"/>
               </w:rPr>
-              <w:t xml:space="preserve">40,000</w:t>
+              <w:t xml:space="preserve">22,149/50,000</w:t>
             </w:r>
           </w:p>
         </w:tc>
@@ -685,7 +825,7 @@
                 <w:sz w:val="20"/>
                 <w:szCs w:val="20"/>
               </w:rPr>
-              <w:t xml:space="preserve">27-28 Goal</w:t>
+              <w:t xml:space="preserve">28-29</w:t>
             </w:r>
           </w:p>
         </w:tc>
@@ -719,7 +859,7 @@
                 <w:sz w:val="20"/>
                 <w:szCs w:val="20"/>
               </w:rPr>
-              <w:t xml:space="preserve">50,000</w:t>
+              <w:t xml:space="preserve">22,149/60,000</w:t>
             </w:r>
           </w:p>
         </w:tc>
@@ -755,7 +895,7 @@
                 <w:sz w:val="20"/>
                 <w:szCs w:val="20"/>
               </w:rPr>
-              <w:t xml:space="preserve">28-29 Goal</w:t>
+              <w:t xml:space="preserve">29-30</w:t>
             </w:r>
           </w:p>
         </w:tc>
@@ -789,77 +929,7 @@
                 <w:sz w:val="20"/>
                 <w:szCs w:val="20"/>
               </w:rPr>
-              <w:t xml:space="preserve">60,000</w:t>
-            </w:r>
-          </w:p>
-        </w:tc>
-      </w:tr>
-      <w:tr>
-        <w:tc>
-          <w:tcPr>
-            <w:tcW w:type="dxa" w:w="3600"/>
-            <w:tcBorders>
-              <w:top w:val="single" w:color="CCCCCC" w:sz="1"/>
-              <w:left w:val="single" w:color="CCCCCC" w:sz="1"/>
-              <w:bottom w:val="single" w:color="CCCCCC" w:sz="1"/>
-              <w:right w:val="single" w:color="CCCCCC" w:sz="1"/>
-            </w:tcBorders>
-            <w:shd w:fill="F0F0F0" w:val="clear"/>
-            <w:tcMar>
-              <w:top w:type="dxa" w:w="60"/>
-              <w:left w:type="dxa" w:w="100"/>
-              <w:bottom w:type="dxa" w:w="60"/>
-              <w:right w:type="dxa" w:w="100"/>
-            </w:tcMar>
-          </w:tcPr>
-          <w:p>
-            <w:pPr>
-              <w:jc w:val="left"/>
-            </w:pPr>
-            <w:r>
-              <w:rPr>
-                <w:rFonts w:ascii="Cambria" w:cs="Cambria" w:eastAsia="Cambria" w:hAnsi="Cambria"/>
-                <w:b/>
-                <w:bCs/>
-                <w:color w:val="163A5F"/>
-                <w:sz w:val="20"/>
-                <w:szCs w:val="20"/>
-              </w:rPr>
-              <w:t xml:space="preserve">29-30 Goal (Vision 2030)</w:t>
-            </w:r>
-          </w:p>
-        </w:tc>
-        <w:tc>
-          <w:tcPr>
-            <w:tcW w:type="dxa" w:w="7200"/>
-            <w:tcBorders>
-              <w:top w:val="single" w:color="CCCCCC" w:sz="1"/>
-              <w:left w:val="single" w:color="CCCCCC" w:sz="1"/>
-              <w:bottom w:val="single" w:color="CCCCCC" w:sz="1"/>
-              <w:right w:val="single" w:color="CCCCCC" w:sz="1"/>
-            </w:tcBorders>
-            <w:shd w:fill="F0F0F0" w:val="clear"/>
-            <w:tcMar>
-              <w:top w:type="dxa" w:w="60"/>
-              <w:left w:type="dxa" w:w="100"/>
-              <w:bottom w:type="dxa" w:w="60"/>
-              <w:right w:type="dxa" w:w="100"/>
-            </w:tcMar>
-          </w:tcPr>
-          <w:p>
-            <w:pPr>
-              <w:jc w:val="left"/>
-            </w:pPr>
-            <w:r>
-              <w:rPr>
-                <w:rFonts w:ascii="Cambria" w:cs="Cambria" w:eastAsia="Cambria" w:hAnsi="Cambria"/>
-                <w:b w:val="false"/>
-                <w:bCs w:val="false"/>
-                <w:color w:val="333333"/>
-                <w:sz w:val="20"/>
-                <w:szCs w:val="20"/>
-              </w:rPr>
-              <w:t xml:space="preserve">70,000</w:t>
+              <w:t xml:space="preserve">22,149/70,000</w:t>
             </w:r>
           </w:p>
         </w:tc>

--- a/reports/projects/3.1.2_Report.docx
+++ b/reports/projects/3.1.2_Report.docx
@@ -1012,7 +1012,7 @@
           <w:sz w:val="21"/>
           <w:szCs w:val="21"/>
         </w:rPr>
-        <w:t xml:space="preserve">100000</w:t>
+        <w:t xml:space="preserve">21552 cumulative veterans and service members offered some form of CPL as of 4/7/2026 per the CPL Dashboard. Short of the ambitious Veteran Sprint Goal of 30,000 but on track to achieve the target by June 30, 2026.</w:t>
       </w:r>
     </w:p>
     <w:p>
@@ -1383,7 +1383,7 @@
                 <w:sz w:val="18"/>
                 <w:szCs w:val="18"/>
               </w:rPr>
-              <w:t xml:space="preserve">100000</w:t>
+              <w:t xml:space="preserve">21552 cumulative veterans and service members offered some form of CPL as of 4/7/2026 per the CPL Dashboard. Short of the ambitious Veteran Sprint Goal of 30,000 but on track to achieve the target by June 30, 2026.</w:t>
             </w:r>
           </w:p>
         </w:tc>

--- a/reports/projects/3.1.2_Report.docx
+++ b/reports/projects/3.1.2_Report.docx
@@ -75,7 +75,7 @@
           <w:sz w:val="19"/>
           <w:szCs w:val="19"/>
         </w:rPr>
-        <w:t xml:space="preserve">April 8, 2026</w:t>
+        <w:t xml:space="preserve">April 14, 2026</w:t>
       </w:r>
     </w:p>
     <w:tbl>
@@ -1460,7 +1460,7 @@
         <w:sz w:val="14"/>
         <w:szCs w:val="14"/>
       </w:rPr>
-      <w:t xml:space="preserve">Generated April 8, 2026  |  California Community Colleges  |  MAP Initiative</w:t>
+      <w:t xml:space="preserve">Generated April 14, 2026  |  California Community Colleges  |  MAP Initiative</w:t>
     </w:r>
     <w:r>
       <w:rPr>

--- a/reports/projects/3.1.2_Report.docx
+++ b/reports/projects/3.1.2_Report.docx
@@ -13,14 +13,14 @@
       </w:pPr>
       <w:r>
         <w:rPr>
-          <w:rFonts w:ascii="Cambria" w:cs="Cambria" w:eastAsia="Cambria" w:hAnsi="Cambria"/>
           <w:b/>
           <w:bCs/>
           <w:color w:val="0A2240"/>
           <w:sz w:val="32"/>
           <w:szCs w:val="32"/>
+          <w:rFonts w:ascii="Cambria" w:cs="Cambria" w:eastAsia="Cambria" w:hAnsi="Cambria"/>
         </w:rPr>
-        <w:t xml:space="preserve">3.1.2  CPL Offers &amp; Awards Tracking</w:t>
+        <w:t xml:space="preserve">3.1.2  CPL Offers &amp; Awards Tracking — Veterans &amp; Service Members</w:t>
       </w:r>
     </w:p>
     <w:p>
@@ -30,23 +30,23 @@
       </w:pPr>
       <w:r>
         <w:rPr>
-          <w:rFonts w:ascii="Cambria" w:cs="Cambria" w:eastAsia="Cambria" w:hAnsi="Cambria"/>
           <w:b/>
           <w:bCs/>
           <w:color w:val="2A7D4F"/>
           <w:sz w:val="24"/>
           <w:szCs w:val="24"/>
+          <w:rFonts w:ascii="Cambria" w:cs="Cambria" w:eastAsia="Cambria" w:hAnsi="Cambria"/>
         </w:rPr>
         <w:t xml:space="preserve">✔ Goal Met  </w:t>
       </w:r>
       <w:r>
         <w:rPr>
-          <w:rFonts w:ascii="Cambria" w:cs="Cambria" w:eastAsia="Cambria" w:hAnsi="Cambria"/>
           <w:b/>
           <w:bCs/>
           <w:color w:val="C9A84C"/>
           <w:sz w:val="24"/>
           <w:szCs w:val="24"/>
+          <w:rFonts w:ascii="Cambria" w:cs="Cambria" w:eastAsia="Cambria" w:hAnsi="Cambria"/>
         </w:rPr>
         <w:t xml:space="preserve">★ Stretch Met</w:t>
       </w:r>
@@ -61,21 +61,21 @@
       </w:pPr>
       <w:r>
         <w:rPr>
-          <w:rFonts w:ascii="Cambria" w:cs="Cambria" w:eastAsia="Cambria" w:hAnsi="Cambria"/>
           <w:color w:val="666666"/>
           <w:sz w:val="19"/>
           <w:szCs w:val="19"/>
+          <w:rFonts w:ascii="Cambria" w:cs="Cambria" w:eastAsia="Cambria" w:hAnsi="Cambria"/>
         </w:rPr>
         <w:t xml:space="preserve">Activity 3: CPL Data Infrastructure  |  Goal 2  |  </w:t>
       </w:r>
       <w:r>
         <w:rPr>
-          <w:rFonts w:ascii="Cambria" w:cs="Cambria" w:eastAsia="Cambria" w:hAnsi="Cambria"/>
           <w:color w:val="666666"/>
           <w:sz w:val="19"/>
           <w:szCs w:val="19"/>
+          <w:rFonts w:ascii="Cambria" w:cs="Cambria" w:eastAsia="Cambria" w:hAnsi="Cambria"/>
         </w:rPr>
-        <w:t xml:space="preserve">April 14, 2026</w:t>
+        <w:t xml:space="preserve">July 2, 2026</w:t>
       </w:r>
     </w:p>
     <w:tbl>
@@ -118,12 +118,12 @@
             </w:pPr>
             <w:r>
               <w:rPr>
-                <w:rFonts w:ascii="Cambria" w:cs="Cambria" w:eastAsia="Cambria" w:hAnsi="Cambria"/>
                 <w:b/>
                 <w:bCs/>
                 <w:color w:val="163A5F"/>
                 <w:sz w:val="20"/>
                 <w:szCs w:val="20"/>
+                <w:rFonts w:ascii="Cambria" w:cs="Cambria" w:eastAsia="Cambria" w:hAnsi="Cambria"/>
               </w:rPr>
               <w:t xml:space="preserve">Status</w:t>
             </w:r>
@@ -152,12 +152,12 @@
             </w:pPr>
             <w:r>
               <w:rPr>
-                <w:rFonts w:ascii="Cambria" w:cs="Cambria" w:eastAsia="Cambria" w:hAnsi="Cambria"/>
                 <w:b/>
                 <w:bCs/>
                 <w:color w:val="2A7D4F"/>
                 <w:sz w:val="20"/>
                 <w:szCs w:val="20"/>
+                <w:rFonts w:ascii="Cambria" w:cs="Cambria" w:eastAsia="Cambria" w:hAnsi="Cambria"/>
               </w:rPr>
               <w:t xml:space="preserve">Stretch Met</w:t>
             </w:r>
@@ -188,12 +188,12 @@
             </w:pPr>
             <w:r>
               <w:rPr>
-                <w:rFonts w:ascii="Cambria" w:cs="Cambria" w:eastAsia="Cambria" w:hAnsi="Cambria"/>
                 <w:b/>
                 <w:bCs/>
                 <w:color w:val="163A5F"/>
                 <w:sz w:val="20"/>
                 <w:szCs w:val="20"/>
+                <w:rFonts w:ascii="Cambria" w:cs="Cambria" w:eastAsia="Cambria" w:hAnsi="Cambria"/>
               </w:rPr>
               <w:t xml:space="preserve">Progress</w:t>
             </w:r>
@@ -222,12 +222,12 @@
             </w:pPr>
             <w:r>
               <w:rPr>
-                <w:rFonts w:ascii="Cambria" w:cs="Cambria" w:eastAsia="Cambria" w:hAnsi="Cambria"/>
                 <w:b/>
                 <w:bCs/>
                 <w:color w:val="2A7D4F"/>
                 <w:sz w:val="20"/>
                 <w:szCs w:val="20"/>
+                <w:rFonts w:ascii="Cambria" w:cs="Cambria" w:eastAsia="Cambria" w:hAnsi="Cambria"/>
               </w:rPr>
               <w:t xml:space="preserve">85%</w:t>
             </w:r>
@@ -258,12 +258,12 @@
             </w:pPr>
             <w:r>
               <w:rPr>
-                <w:rFonts w:ascii="Cambria" w:cs="Cambria" w:eastAsia="Cambria" w:hAnsi="Cambria"/>
                 <w:b/>
                 <w:bCs/>
                 <w:color w:val="163A5F"/>
                 <w:sz w:val="20"/>
                 <w:szCs w:val="20"/>
+                <w:rFonts w:ascii="Cambria" w:cs="Cambria" w:eastAsia="Cambria" w:hAnsi="Cambria"/>
               </w:rPr>
               <w:t xml:space="preserve">Lead</w:t>
             </w:r>
@@ -292,12 +292,12 @@
             </w:pPr>
             <w:r>
               <w:rPr>
-                <w:rFonts w:ascii="Cambria" w:cs="Cambria" w:eastAsia="Cambria" w:hAnsi="Cambria"/>
                 <w:b w:val="false"/>
                 <w:bCs w:val="false"/>
                 <w:color w:val="333333"/>
                 <w:sz w:val="20"/>
                 <w:szCs w:val="20"/>
+                <w:rFonts w:ascii="Cambria" w:cs="Cambria" w:eastAsia="Cambria" w:hAnsi="Cambria"/>
               </w:rPr>
               <w:t xml:space="preserve">Samuel Lee / Crystal Nasio</w:t>
             </w:r>
@@ -328,12 +328,12 @@
             </w:pPr>
             <w:r>
               <w:rPr>
-                <w:rFonts w:ascii="Cambria" w:cs="Cambria" w:eastAsia="Cambria" w:hAnsi="Cambria"/>
                 <w:b/>
                 <w:bCs/>
                 <w:color w:val="163A5F"/>
                 <w:sz w:val="20"/>
                 <w:szCs w:val="20"/>
+                <w:rFonts w:ascii="Cambria" w:cs="Cambria" w:eastAsia="Cambria" w:hAnsi="Cambria"/>
               </w:rPr>
               <w:t xml:space="preserve">Budget</w:t>
             </w:r>
@@ -362,12 +362,12 @@
             </w:pPr>
             <w:r>
               <w:rPr>
-                <w:rFonts w:ascii="Cambria" w:cs="Cambria" w:eastAsia="Cambria" w:hAnsi="Cambria"/>
                 <w:b w:val="false"/>
                 <w:bCs w:val="false"/>
                 <w:color w:val="333333"/>
                 <w:sz w:val="20"/>
                 <w:szCs w:val="20"/>
+                <w:rFonts w:ascii="Cambria" w:cs="Cambria" w:eastAsia="Cambria" w:hAnsi="Cambria"/>
               </w:rPr>
               <w:t xml:space="preserve">Included in operations (CPL Operations (ongoing $5M))</w:t>
             </w:r>
@@ -398,12 +398,12 @@
             </w:pPr>
             <w:r>
               <w:rPr>
-                <w:rFonts w:ascii="Cambria" w:cs="Cambria" w:eastAsia="Cambria" w:hAnsi="Cambria"/>
                 <w:b/>
                 <w:bCs/>
                 <w:color w:val="163A5F"/>
                 <w:sz w:val="20"/>
                 <w:szCs w:val="20"/>
+                <w:rFonts w:ascii="Cambria" w:cs="Cambria" w:eastAsia="Cambria" w:hAnsi="Cambria"/>
               </w:rPr>
               <w:t xml:space="preserve">KPI Current</w:t>
             </w:r>
@@ -432,12 +432,12 @@
             </w:pPr>
             <w:r>
               <w:rPr>
-                <w:rFonts w:ascii="Cambria" w:cs="Cambria" w:eastAsia="Cambria" w:hAnsi="Cambria"/>
                 <w:b w:val="false"/>
                 <w:bCs w:val="false"/>
                 <w:color w:val="0A2240"/>
                 <w:sz w:val="20"/>
                 <w:szCs w:val="20"/>
+                <w:rFonts w:ascii="Cambria" w:cs="Cambria" w:eastAsia="Cambria" w:hAnsi="Cambria"/>
               </w:rPr>
               <w:t xml:space="preserve">22,149 cumulative veterans and service members served with CPL</w:t>
             </w:r>
@@ -468,12 +468,12 @@
             </w:pPr>
             <w:r>
               <w:rPr>
-                <w:rFonts w:ascii="Cambria" w:cs="Cambria" w:eastAsia="Cambria" w:hAnsi="Cambria"/>
                 <w:b/>
                 <w:bCs/>
                 <w:color w:val="163A5F"/>
                 <w:sz w:val="20"/>
                 <w:szCs w:val="20"/>
+                <w:rFonts w:ascii="Cambria" w:cs="Cambria" w:eastAsia="Cambria" w:hAnsi="Cambria"/>
               </w:rPr>
               <w:t xml:space="preserve">2030 Goal</w:t>
             </w:r>
@@ -502,12 +502,12 @@
             </w:pPr>
             <w:r>
               <w:rPr>
-                <w:rFonts w:ascii="Cambria" w:cs="Cambria" w:eastAsia="Cambria" w:hAnsi="Cambria"/>
                 <w:b w:val="false"/>
                 <w:bCs w:val="false"/>
                 <w:color w:val="0A2240"/>
                 <w:sz w:val="20"/>
                 <w:szCs w:val="20"/>
+                <w:rFonts w:ascii="Cambria" w:cs="Cambria" w:eastAsia="Cambria" w:hAnsi="Cambria"/>
               </w:rPr>
               <w:t xml:space="preserve">70,000</w:t>
             </w:r>
@@ -538,12 +538,12 @@
             </w:pPr>
             <w:r>
               <w:rPr>
-                <w:rFonts w:ascii="Cambria" w:cs="Cambria" w:eastAsia="Cambria" w:hAnsi="Cambria"/>
                 <w:b/>
                 <w:bCs/>
                 <w:color w:val="163A5F"/>
                 <w:sz w:val="20"/>
                 <w:szCs w:val="20"/>
+                <w:rFonts w:ascii="Cambria" w:cs="Cambria" w:eastAsia="Cambria" w:hAnsi="Cambria"/>
               </w:rPr>
               <w:t xml:space="preserve">2030 Stretch</w:t>
             </w:r>
@@ -572,12 +572,12 @@
             </w:pPr>
             <w:r>
               <w:rPr>
-                <w:rFonts w:ascii="Cambria" w:cs="Cambria" w:eastAsia="Cambria" w:hAnsi="Cambria"/>
                 <w:b w:val="false"/>
                 <w:bCs w:val="false"/>
                 <w:color w:val="C9A84C"/>
                 <w:sz w:val="20"/>
                 <w:szCs w:val="20"/>
+                <w:rFonts w:ascii="Cambria" w:cs="Cambria" w:eastAsia="Cambria" w:hAnsi="Cambria"/>
               </w:rPr>
               <w:t xml:space="preserve">85,000</w:t>
             </w:r>
@@ -608,12 +608,12 @@
             </w:pPr>
             <w:r>
               <w:rPr>
-                <w:rFonts w:ascii="Cambria" w:cs="Cambria" w:eastAsia="Cambria" w:hAnsi="Cambria"/>
                 <w:b/>
                 <w:bCs/>
                 <w:color w:val="163A5F"/>
                 <w:sz w:val="20"/>
                 <w:szCs w:val="20"/>
+                <w:rFonts w:ascii="Cambria" w:cs="Cambria" w:eastAsia="Cambria" w:hAnsi="Cambria"/>
               </w:rPr>
               <w:t xml:space="preserve">25-26</w:t>
             </w:r>
@@ -642,12 +642,12 @@
             </w:pPr>
             <w:r>
               <w:rPr>
-                <w:rFonts w:ascii="Cambria" w:cs="Cambria" w:eastAsia="Cambria" w:hAnsi="Cambria"/>
                 <w:b w:val="false"/>
                 <w:bCs w:val="false"/>
                 <w:color w:val="333333"/>
                 <w:sz w:val="20"/>
                 <w:szCs w:val="20"/>
+                <w:rFonts w:ascii="Cambria" w:cs="Cambria" w:eastAsia="Cambria" w:hAnsi="Cambria"/>
               </w:rPr>
               <w:t xml:space="preserve">22,149/30,000</w:t>
             </w:r>
@@ -678,12 +678,12 @@
             </w:pPr>
             <w:r>
               <w:rPr>
-                <w:rFonts w:ascii="Cambria" w:cs="Cambria" w:eastAsia="Cambria" w:hAnsi="Cambria"/>
                 <w:b/>
                 <w:bCs/>
                 <w:color w:val="163A5F"/>
                 <w:sz w:val="20"/>
                 <w:szCs w:val="20"/>
+                <w:rFonts w:ascii="Cambria" w:cs="Cambria" w:eastAsia="Cambria" w:hAnsi="Cambria"/>
               </w:rPr>
               <w:t xml:space="preserve">26-27</w:t>
             </w:r>
@@ -712,12 +712,12 @@
             </w:pPr>
             <w:r>
               <w:rPr>
-                <w:rFonts w:ascii="Cambria" w:cs="Cambria" w:eastAsia="Cambria" w:hAnsi="Cambria"/>
                 <w:b w:val="false"/>
                 <w:bCs w:val="false"/>
                 <w:color w:val="333333"/>
                 <w:sz w:val="20"/>
                 <w:szCs w:val="20"/>
+                <w:rFonts w:ascii="Cambria" w:cs="Cambria" w:eastAsia="Cambria" w:hAnsi="Cambria"/>
               </w:rPr>
               <w:t xml:space="preserve">22,149/40,000</w:t>
             </w:r>
@@ -748,12 +748,12 @@
             </w:pPr>
             <w:r>
               <w:rPr>
-                <w:rFonts w:ascii="Cambria" w:cs="Cambria" w:eastAsia="Cambria" w:hAnsi="Cambria"/>
                 <w:b/>
                 <w:bCs/>
                 <w:color w:val="163A5F"/>
                 <w:sz w:val="20"/>
                 <w:szCs w:val="20"/>
+                <w:rFonts w:ascii="Cambria" w:cs="Cambria" w:eastAsia="Cambria" w:hAnsi="Cambria"/>
               </w:rPr>
               <w:t xml:space="preserve">27-28</w:t>
             </w:r>
@@ -782,12 +782,12 @@
             </w:pPr>
             <w:r>
               <w:rPr>
-                <w:rFonts w:ascii="Cambria" w:cs="Cambria" w:eastAsia="Cambria" w:hAnsi="Cambria"/>
                 <w:b w:val="false"/>
                 <w:bCs w:val="false"/>
                 <w:color w:val="333333"/>
                 <w:sz w:val="20"/>
                 <w:szCs w:val="20"/>
+                <w:rFonts w:ascii="Cambria" w:cs="Cambria" w:eastAsia="Cambria" w:hAnsi="Cambria"/>
               </w:rPr>
               <w:t xml:space="preserve">22,149/50,000</w:t>
             </w:r>
@@ -818,12 +818,12 @@
             </w:pPr>
             <w:r>
               <w:rPr>
-                <w:rFonts w:ascii="Cambria" w:cs="Cambria" w:eastAsia="Cambria" w:hAnsi="Cambria"/>
                 <w:b/>
                 <w:bCs/>
                 <w:color w:val="163A5F"/>
                 <w:sz w:val="20"/>
                 <w:szCs w:val="20"/>
+                <w:rFonts w:ascii="Cambria" w:cs="Cambria" w:eastAsia="Cambria" w:hAnsi="Cambria"/>
               </w:rPr>
               <w:t xml:space="preserve">28-29</w:t>
             </w:r>
@@ -852,12 +852,12 @@
             </w:pPr>
             <w:r>
               <w:rPr>
-                <w:rFonts w:ascii="Cambria" w:cs="Cambria" w:eastAsia="Cambria" w:hAnsi="Cambria"/>
                 <w:b w:val="false"/>
                 <w:bCs w:val="false"/>
                 <w:color w:val="333333"/>
                 <w:sz w:val="20"/>
                 <w:szCs w:val="20"/>
+                <w:rFonts w:ascii="Cambria" w:cs="Cambria" w:eastAsia="Cambria" w:hAnsi="Cambria"/>
               </w:rPr>
               <w:t xml:space="preserve">22,149/60,000</w:t>
             </w:r>
@@ -888,12 +888,12 @@
             </w:pPr>
             <w:r>
               <w:rPr>
-                <w:rFonts w:ascii="Cambria" w:cs="Cambria" w:eastAsia="Cambria" w:hAnsi="Cambria"/>
                 <w:b/>
                 <w:bCs/>
                 <w:color w:val="163A5F"/>
                 <w:sz w:val="20"/>
                 <w:szCs w:val="20"/>
+                <w:rFonts w:ascii="Cambria" w:cs="Cambria" w:eastAsia="Cambria" w:hAnsi="Cambria"/>
               </w:rPr>
               <w:t xml:space="preserve">29-30</w:t>
             </w:r>
@@ -922,12 +922,12 @@
             </w:pPr>
             <w:r>
               <w:rPr>
-                <w:rFonts w:ascii="Cambria" w:cs="Cambria" w:eastAsia="Cambria" w:hAnsi="Cambria"/>
                 <w:b w:val="false"/>
                 <w:bCs w:val="false"/>
                 <w:color w:val="333333"/>
                 <w:sz w:val="20"/>
                 <w:szCs w:val="20"/>
+                <w:rFonts w:ascii="Cambria" w:cs="Cambria" w:eastAsia="Cambria" w:hAnsi="Cambria"/>
               </w:rPr>
               <w:t xml:space="preserve">22,149/70,000</w:t>
             </w:r>
@@ -949,12 +949,12 @@
       </w:pPr>
       <w:r>
         <w:rPr>
-          <w:rFonts w:ascii="Cambria" w:cs="Cambria" w:eastAsia="Cambria" w:hAnsi="Cambria"/>
           <w:color w:val="444444"/>
           <w:sz w:val="21"/>
           <w:szCs w:val="21"/>
+          <w:rFonts w:ascii="Cambria" w:cs="Cambria" w:eastAsia="Cambria" w:hAnsi="Cambria"/>
         </w:rPr>
-        <w:t xml:space="preserve">Of the 250,000, expand equitable CPL access to 70,000 cumulative veterans and service members by 2030. </w:t>
+        <w:t xml:space="preserve">Of the 250,000, expand equitable CPL access to 70,000 cumulative veterans and service members by 2030.</w:t>
       </w:r>
     </w:p>
     <w:p>
@@ -971,12 +971,12 @@
       </w:pPr>
       <w:r>
         <w:rPr>
-          <w:rFonts w:ascii="Cambria" w:cs="Cambria" w:eastAsia="Cambria" w:hAnsi="Cambria"/>
           <w:color w:val="666666"/>
           <w:sz w:val="18"/>
           <w:szCs w:val="18"/>
+          <w:rFonts w:ascii="Cambria" w:cs="Cambria" w:eastAsia="Cambria" w:hAnsi="Cambria"/>
         </w:rPr>
-        <w:t xml:space="preserve">Date: 2026-04-08</w:t>
+        <w:t xml:space="preserve">Date: 2026-07-01</w:t>
       </w:r>
     </w:p>
     <w:p>
@@ -985,12 +985,14 @@
       </w:pPr>
       <w:r>
         <w:rPr>
-          <w:rFonts w:ascii="Cambria" w:cs="Cambria" w:eastAsia="Cambria" w:hAnsi="Cambria"/>
           <w:color w:val="444444"/>
           <w:sz w:val="21"/>
           <w:szCs w:val="21"/>
+          <w:rFonts w:ascii="Cambria" w:cs="Cambria" w:eastAsia="Cambria" w:hAnsi="Cambria"/>
         </w:rPr>
-        <w:t xml:space="preserve">Cumulative veterans and service members served with CPL exceeded 2025-26 annual target</w:t>
+        <w:t xml:space="preserve">Goal 1: Using 2024–2025 MIS enrollment data (34,063 enrolled service members), the MAP team will close the remaining JST upload gap by providing individualized support to colleges still in progress, expanding bulk-order training through the JST Portal, and implementing a CCCCO bulk-order process through CCCApply OPT-IN. In partnership with the Department of War, the CCCCO is close to finalizing a statewide solution that will allow JSTs to be ordered on students' behalf for all 115 California Community Colleges, reducing the administrative burden on colleges and making JST collection a centralized, system-wide service. To date (01JULY2026), there are 24,937 JSTs uploaded into the MAP platform from 107 CCCs. 
+Goal 2: Support the remaining colleges in replacing waive, clear, or satisfy designations with actual Health and Kinesiology course credit for basic military training. Provide the Statewide CPL Basic Military Training Exhibit and work with Health and Kinesiology faculty to approve and implement course credit. To date (01JULY2026), there are 20+ CCCs offering course credit and documented publically in MAP CPL Landing Pages. Many colleges via course catalogs offer this credit in forms of waive, clear, or satisfy currently only - shifting to course credit is a massive lift but will be focusing on this in Summer/Fall semester. 
+Goal 3: Expand Military ACE Credit Recommendation (CR) articulations from 40+ colleges to all 116 California Community Colleges by prioritizing the most common ACE CRs for maximum student credit. The MAP team will provide demonstrations, professional development, and one-on-one implementation support to help colleges award military Credit for Prior Learning. To date (01JULY2026), 43 colleges have implemented Military ACE CR articulations. From these 43 colleges, Unique College Course Implemented are 600, Unique CRs Implemented are 998, and All CRs Implemented are 1,022.</w:t>
       </w:r>
     </w:p>
     <w:p>
@@ -1007,10 +1009,10 @@
       </w:pPr>
       <w:r>
         <w:rPr>
-          <w:rFonts w:ascii="Cambria" w:cs="Cambria" w:eastAsia="Cambria" w:hAnsi="Cambria"/>
           <w:color w:val="444444"/>
           <w:sz w:val="21"/>
           <w:szCs w:val="21"/>
+          <w:rFonts w:ascii="Cambria" w:cs="Cambria" w:eastAsia="Cambria" w:hAnsi="Cambria"/>
         </w:rPr>
         <w:t xml:space="preserve">21552 cumulative veterans and service members offered some form of CPL as of 4/7/2026 per the CPL Dashboard. Short of the ambitious Veteran Sprint Goal of 30,000 but on track to achieve the target by June 30, 2026.</w:t>
       </w:r>
@@ -1029,10 +1031,10 @@
       </w:pPr>
       <w:r>
         <w:rPr>
-          <w:rFonts w:ascii="Cambria" w:cs="Cambria" w:eastAsia="Cambria" w:hAnsi="Cambria"/>
           <w:color w:val="444444"/>
           <w:sz w:val="21"/>
           <w:szCs w:val="21"/>
+          <w:rFonts w:ascii="Cambria" w:cs="Cambria" w:eastAsia="Cambria" w:hAnsi="Cambria"/>
         </w:rPr>
         <w:t xml:space="preserve">2025-26 target: 35,000 (exceeded at 42,958); 2030: 250,000</w:t>
       </w:r>
@@ -1051,10 +1053,10 @@
       </w:pPr>
       <w:r>
         <w:rPr>
-          <w:rFonts w:ascii="Cambria" w:cs="Cambria" w:eastAsia="Cambria" w:hAnsi="Cambria"/>
           <w:color w:val="666666"/>
           <w:sz w:val="18"/>
           <w:szCs w:val="18"/>
+          <w:rFonts w:ascii="Cambria" w:cs="Cambria" w:eastAsia="Cambria" w:hAnsi="Cambria"/>
         </w:rPr>
         <w:t xml:space="preserve">2 logged updates — newest first</w:t>
       </w:r>
@@ -1100,12 +1102,12 @@
             </w:pPr>
             <w:r>
               <w:rPr>
-                <w:rFonts w:ascii="Cambria" w:cs="Cambria" w:eastAsia="Cambria" w:hAnsi="Cambria"/>
                 <w:b/>
                 <w:bCs/>
                 <w:color w:val="FFFFFF"/>
                 <w:sz w:val="18"/>
                 <w:szCs w:val="18"/>
+                <w:rFonts w:ascii="Cambria" w:cs="Cambria" w:eastAsia="Cambria" w:hAnsi="Cambria"/>
               </w:rPr>
               <w:t xml:space="preserve">Date</w:t>
             </w:r>
@@ -1134,12 +1136,12 @@
             </w:pPr>
             <w:r>
               <w:rPr>
-                <w:rFonts w:ascii="Cambria" w:cs="Cambria" w:eastAsia="Cambria" w:hAnsi="Cambria"/>
                 <w:b/>
                 <w:bCs/>
                 <w:color w:val="FFFFFF"/>
                 <w:sz w:val="18"/>
                 <w:szCs w:val="18"/>
+                <w:rFonts w:ascii="Cambria" w:cs="Cambria" w:eastAsia="Cambria" w:hAnsi="Cambria"/>
               </w:rPr>
               <w:t xml:space="preserve">Type</w:t>
             </w:r>
@@ -1168,12 +1170,12 @@
             </w:pPr>
             <w:r>
               <w:rPr>
-                <w:rFonts w:ascii="Cambria" w:cs="Cambria" w:eastAsia="Cambria" w:hAnsi="Cambria"/>
                 <w:b/>
                 <w:bCs/>
                 <w:color w:val="FFFFFF"/>
                 <w:sz w:val="18"/>
                 <w:szCs w:val="18"/>
+                <w:rFonts w:ascii="Cambria" w:cs="Cambria" w:eastAsia="Cambria" w:hAnsi="Cambria"/>
               </w:rPr>
               <w:t xml:space="preserve">Note</w:t>
             </w:r>
@@ -1204,12 +1206,12 @@
             </w:pPr>
             <w:r>
               <w:rPr>
-                <w:rFonts w:ascii="Cambria" w:cs="Cambria" w:eastAsia="Cambria" w:hAnsi="Cambria"/>
                 <w:b w:val="false"/>
                 <w:bCs w:val="false"/>
                 <w:color w:val="666666"/>
                 <w:sz w:val="18"/>
                 <w:szCs w:val="18"/>
+                <w:rFonts w:ascii="Cambria" w:cs="Cambria" w:eastAsia="Cambria" w:hAnsi="Cambria"/>
               </w:rPr>
               <w:t xml:space="preserve">2026-04-08</w:t>
             </w:r>
@@ -1238,12 +1240,12 @@
             </w:pPr>
             <w:r>
               <w:rPr>
-                <w:rFonts w:ascii="Cambria" w:cs="Cambria" w:eastAsia="Cambria" w:hAnsi="Cambria"/>
                 <w:b/>
                 <w:bCs/>
                 <w:color w:val="163A5F"/>
                 <w:sz w:val="17"/>
                 <w:szCs w:val="17"/>
+                <w:rFonts w:ascii="Cambria" w:cs="Cambria" w:eastAsia="Cambria" w:hAnsi="Cambria"/>
               </w:rPr>
               <w:t xml:space="preserve">Progress Update</w:t>
             </w:r>
@@ -1272,12 +1274,12 @@
             </w:pPr>
             <w:r>
               <w:rPr>
-                <w:rFonts w:ascii="Cambria" w:cs="Cambria" w:eastAsia="Cambria" w:hAnsi="Cambria"/>
                 <w:b w:val="false"/>
                 <w:bCs w:val="false"/>
                 <w:color w:val="333333"/>
                 <w:sz w:val="18"/>
                 <w:szCs w:val="18"/>
+                <w:rFonts w:ascii="Cambria" w:cs="Cambria" w:eastAsia="Cambria" w:hAnsi="Cambria"/>
               </w:rPr>
               <w:t xml:space="preserve">Cumulative veterans and service members served with CPL exceeded 2025-26 annual target</w:t>
             </w:r>
@@ -1308,12 +1310,12 @@
             </w:pPr>
             <w:r>
               <w:rPr>
-                <w:rFonts w:ascii="Cambria" w:cs="Cambria" w:eastAsia="Cambria" w:hAnsi="Cambria"/>
                 <w:b w:val="false"/>
                 <w:bCs w:val="false"/>
                 <w:color w:val="666666"/>
                 <w:sz w:val="18"/>
                 <w:szCs w:val="18"/>
+                <w:rFonts w:ascii="Cambria" w:cs="Cambria" w:eastAsia="Cambria" w:hAnsi="Cambria"/>
               </w:rPr>
               <w:t xml:space="preserve">2026-04-08</w:t>
             </w:r>
@@ -1342,12 +1344,12 @@
             </w:pPr>
             <w:r>
               <w:rPr>
-                <w:rFonts w:ascii="Cambria" w:cs="Cambria" w:eastAsia="Cambria" w:hAnsi="Cambria"/>
                 <w:b/>
                 <w:bCs/>
                 <w:color w:val="C9A84C"/>
                 <w:sz w:val="17"/>
                 <w:szCs w:val="17"/>
+                <w:rFonts w:ascii="Cambria" w:cs="Cambria" w:eastAsia="Cambria" w:hAnsi="Cambria"/>
               </w:rPr>
               <w:t xml:space="preserve">Workplan</w:t>
             </w:r>
@@ -1376,12 +1378,12 @@
             </w:pPr>
             <w:r>
               <w:rPr>
-                <w:rFonts w:ascii="Cambria" w:cs="Cambria" w:eastAsia="Cambria" w:hAnsi="Cambria"/>
                 <w:b w:val="false"/>
                 <w:bCs w:val="false"/>
                 <w:color w:val="333333"/>
                 <w:sz w:val="18"/>
                 <w:szCs w:val="18"/>
+                <w:rFonts w:ascii="Cambria" w:cs="Cambria" w:eastAsia="Cambria" w:hAnsi="Cambria"/>
               </w:rPr>
               <w:t xml:space="preserve">21552 cumulative veterans and service members offered some form of CPL as of 4/7/2026 per the CPL Dashboard. Short of the ambitious Veteran Sprint Goal of 30,000 but on track to achieve the target by June 30, 2026.</w:t>
             </w:r>
@@ -1390,8 +1392,8 @@
       </w:tr>
     </w:tbl>
     <w:sectPr>
-      <w:headerReference w:type="default" r:id="rId7"/>
-      <w:footerReference w:type="default" r:id="rId8"/>
+      <w:headerReference w:type="default" r:id="rId6"/>
+      <w:footerReference w:type="default" r:id="rId7"/>
       <w:pgSz w:w="12240" w:h="15840" w:orient="portrait"/>
       <w:pgMar w:top="720" w:right="720" w:bottom="720" w:left="720" w:header="708" w:footer="708" w:gutter="0"/>
       <w:pgNumType/>
@@ -1403,43 +1405,6 @@
 
 <file path=word/comments.xml><?xml version="1.0" encoding="utf-8"?>
 <w:comments xmlns:cx="http://schemas.microsoft.com/office/drawing/2014/chartex" xmlns:cx1="http://schemas.microsoft.com/office/drawing/2015/9/8/chartex" xmlns:cx2="http://schemas.microsoft.com/office/drawing/2015/10/21/chartex" xmlns:cx3="http://schemas.microsoft.com/office/drawing/2016/5/9/chartex" xmlns:cx4="http://schemas.microsoft.com/office/drawing/2016/5/10/chartex" xmlns:cx5="http://schemas.microsoft.com/office/drawing/2016/5/11/chartex" xmlns:cx6="http://schemas.microsoft.com/office/drawing/2016/5/12/chartex" xmlns:cx7="http://schemas.microsoft.com/office/drawing/2016/5/13/chartex" xmlns:cx8="http://schemas.microsoft.com/office/drawing/2016/5/14/chartex" xmlns:mc="http://schemas.openxmlformats.org/markup-compatibility/2006" xmlns:aink="http://schemas.microsoft.com/office/drawing/2016/ink" xmlns:am3d="http://schemas.microsoft.com/office/drawing/2017/model3d" xmlns:o="urn:schemas-microsoft-com:office:office" xmlns:r="http://schemas.openxmlformats.org/officeDocument/2006/relationships" xmlns:m="http://schemas.openxmlformats.org/officeDocument/2006/math" xmlns:v="urn:schemas-microsoft-com:vml" xmlns:wp14="http://schemas.microsoft.com/office/word/2010/wordprocessingDrawing" xmlns:wp="http://schemas.openxmlformats.org/drawingml/2006/wordprocessingDrawing" xmlns:w10="urn:schemas-microsoft-com:office:word" xmlns:w="http://schemas.openxmlformats.org/wordprocessingml/2006/main" xmlns:w14="http://schemas.microsoft.com/office/word/2010/wordml" xmlns:w15="http://schemas.microsoft.com/office/word/2012/wordml" xmlns:w16cex="http://schemas.microsoft.com/office/word/2018/wordml/cex" xmlns:w16cid="http://schemas.microsoft.com/office/word/2016/wordml/cid" xmlns:w16="http://schemas.microsoft.com/office/word/2018/wordml" xmlns:w16sdtdh="http://schemas.microsoft.com/office/word/2020/wordml/sdtdatahash" xmlns:w16se="http://schemas.microsoft.com/office/word/2015/wordml/symex" xmlns:wpg="http://schemas.microsoft.com/office/word/2010/wordprocessingGroup" xmlns:wpi="http://schemas.microsoft.com/office/word/2010/wordprocessingInk" xmlns:wne="http://schemas.microsoft.com/office/word/2006/wordml" xmlns:wps="http://schemas.microsoft.com/office/word/2010/wordprocessingShape"/>
-</file>
-
-<file path=word/endnotes.xml><?xml version="1.0" encoding="utf-8"?>
-<w:endnotes xmlns:wpc="http://schemas.microsoft.com/office/word/2010/wordprocessingCanvas" xmlns:mc="http://schemas.openxmlformats.org/markup-compatibility/2006" xmlns:o="urn:schemas-microsoft-com:office:office" xmlns:r="http://schemas.openxmlformats.org/officeDocument/2006/relationships" xmlns:m="http://schemas.openxmlformats.org/officeDocument/2006/math" xmlns:v="urn:schemas-microsoft-com:vml" xmlns:wp14="http://schemas.microsoft.com/office/word/2010/wordprocessingDrawing" xmlns:wp="http://schemas.openxmlformats.org/drawingml/2006/wordprocessingDrawing" xmlns:w10="urn:schemas-microsoft-com:office:word" xmlns:w="http://schemas.openxmlformats.org/wordprocessingml/2006/main" xmlns:w14="http://schemas.microsoft.com/office/word/2010/wordml" xmlns:w15="http://schemas.microsoft.com/office/word/2012/wordml" xmlns:wpg="http://schemas.microsoft.com/office/word/2010/wordprocessingGroup" xmlns:wpi="http://schemas.microsoft.com/office/word/2010/wordprocessingInk" xmlns:wne="http://schemas.microsoft.com/office/word/2006/wordml" xmlns:wps="http://schemas.microsoft.com/office/word/2010/wordprocessingShape" mc:Ignorable="w14 w15 wp14">
-  <w:endnote w:type="separator" w:id="-1">
-    <w:p>
-      <w:pPr>
-        <w:spacing w:after="0" w:line="240" w:lineRule="auto"/>
-      </w:pPr>
-      <w:r>
-        <w:rPr>
-          <w:rStyle w:val="EndnoteReference"/>
-        </w:rPr>
-        <w:endnoteRef/>
-      </w:r>
-      <w:r>
-        <w:separator/>
-      </w:r>
-    </w:p>
-  </w:endnote>
-  <w:endnote w:type="continuationSeparator" w:id="0">
-    <w:p>
-      <w:pPr>
-        <w:spacing w:after="0" w:line="240" w:lineRule="auto"/>
-      </w:pPr>
-      <w:r>
-        <w:rPr>
-          <w:rStyle w:val="EndnoteReference"/>
-        </w:rPr>
-        <w:endnoteRef/>
-      </w:r>
-      <w:r>
-        <w:continuationSeparator/>
-      </w:r>
-    </w:p>
-  </w:endnote>
-</w:endnotes>
 </file>
 
 <file path=word/footer1.xml><?xml version="1.0" encoding="utf-8"?>
@@ -1455,12 +1420,12 @@
     </w:pPr>
     <w:r>
       <w:rPr>
-        <w:rFonts w:ascii="Cambria" w:cs="Cambria" w:eastAsia="Cambria" w:hAnsi="Cambria"/>
         <w:color w:val="666666"/>
         <w:sz w:val="14"/>
         <w:szCs w:val="14"/>
+        <w:rFonts w:ascii="Cambria" w:cs="Cambria" w:eastAsia="Cambria" w:hAnsi="Cambria"/>
       </w:rPr>
-      <w:t xml:space="preserve">Generated April 14, 2026  |  California Community Colleges  |  MAP Initiative</w:t>
+      <w:t xml:space="preserve">Generated July 2, 2026  |  California Community Colleges  |  MAP Initiative</w:t>
     </w:r>
     <w:r>
       <w:rPr>
@@ -1470,19 +1435,19 @@
     </w:r>
     <w:r>
       <w:rPr>
-        <w:rFonts w:ascii="Cambria" w:cs="Cambria" w:eastAsia="Cambria" w:hAnsi="Cambria"/>
         <w:color w:val="666666"/>
         <w:sz w:val="14"/>
         <w:szCs w:val="14"/>
+        <w:rFonts w:ascii="Cambria" w:cs="Cambria" w:eastAsia="Cambria" w:hAnsi="Cambria"/>
       </w:rPr>
       <w:t xml:space="preserve">Page </w:t>
     </w:r>
     <w:r>
       <w:rPr>
-        <w:rFonts w:ascii="Cambria" w:cs="Cambria" w:eastAsia="Cambria" w:hAnsi="Cambria"/>
         <w:color w:val="666666"/>
         <w:sz w:val="14"/>
         <w:szCs w:val="14"/>
+        <w:rFonts w:ascii="Cambria" w:cs="Cambria" w:eastAsia="Cambria" w:hAnsi="Cambria"/>
       </w:rPr>
       <w:fldChar w:fldCharType="begin"/>
       <w:instrText xml:space="preserve">PAGE</w:instrText>
@@ -1543,23 +1508,23 @@
     </w:pPr>
     <w:r>
       <w:rPr>
-        <w:rFonts w:ascii="Cambria" w:cs="Cambria" w:eastAsia="Cambria" w:hAnsi="Cambria"/>
         <w:b/>
         <w:bCs/>
         <w:color w:val="0A2240"/>
         <w:sz w:val="16"/>
         <w:szCs w:val="16"/>
+        <w:rFonts w:ascii="Cambria" w:cs="Cambria" w:eastAsia="Cambria" w:hAnsi="Cambria"/>
       </w:rPr>
       <w:t xml:space="preserve">Credit for Prior Learning Workplan  </w:t>
     </w:r>
     <w:r>
       <w:rPr>
-        <w:rFonts w:ascii="Cambria" w:cs="Cambria" w:eastAsia="Cambria" w:hAnsi="Cambria"/>
         <w:color w:val="666666"/>
         <w:sz w:val="16"/>
         <w:szCs w:val="16"/>
+        <w:rFonts w:ascii="Cambria" w:cs="Cambria" w:eastAsia="Cambria" w:hAnsi="Cambria"/>
       </w:rPr>
-      <w:t xml:space="preserve">|  CPL Offers &amp; Awards Tracking</w:t>
+      <w:t xml:space="preserve">|  CPL Offers &amp; Awards Tracking — Veterans &amp; Service Members</w:t>
     </w:r>
   </w:p>
 </w:hdr>
@@ -1689,9 +1654,9 @@
   <w:docDefaults>
     <w:rPrDefault>
       <w:rPr>
-        <w:rFonts w:ascii="Cambria" w:cs="Cambria" w:eastAsia="Cambria" w:hAnsi="Cambria"/>
         <w:sz w:val="22"/>
         <w:szCs w:val="22"/>
+        <w:rFonts w:ascii="Cambria" w:cs="Cambria" w:eastAsia="Cambria" w:hAnsi="Cambria"/>
       </w:rPr>
     </w:rPrDefault>
     <w:pPrDefault/>
@@ -1789,8 +1754,8 @@
     <w:uiPriority w:val="99"/>
     <w:unhideWhenUsed/>
     <w:rPr>
+      <w:u w:val="single"/>
       <w:color w:val="0563C1"/>
-      <w:u w:val="single"/>
     </w:rPr>
   </w:style>
   <w:style w:type="character" w:styleId="FootnoteReference">
@@ -1830,59 +1795,22 @@
       <w:szCs w:val="20"/>
     </w:rPr>
   </w:style>
-  <w:style w:type="character" w:styleId="EndnoteReference">
-    <w:name w:val="endnote reference"/>
-    <w:basedOn w:val="DefaultParagraphFont"/>
-    <w:uiPriority w:val="99"/>
-    <w:semiHidden/>
-    <w:unhideWhenUsed/>
-    <w:rPr>
-      <w:vertAlign w:val="superscript"/>
-    </w:rPr>
-  </w:style>
-  <w:style w:type="paragraph" w:styleId="EndnoteText">
-    <w:name w:val="endnote text"/>
-    <w:basedOn w:val="Normal"/>
-    <w:link w:val="EndnoteTextChar"/>
-    <w:uiPriority w:val="99"/>
-    <w:semiHidden/>
-    <w:unhideWhenUsed/>
-    <w:pPr>
-      <w:spacing w:after="0" w:line="240" w:lineRule="auto"/>
-    </w:pPr>
-    <w:rPr>
-      <w:sz w:val="20"/>
-      <w:szCs w:val="20"/>
-    </w:rPr>
-  </w:style>
-  <w:style w:type="character" w:styleId="EndnoteTextChar">
-    <w:name w:val="Endnote Text Char"/>
-    <w:basedOn w:val="DefaultParagraphFont"/>
-    <w:link w:val="EndnoteText"/>
-    <w:uiPriority w:val="99"/>
-    <w:semiHidden/>
-    <w:unhideWhenUsed/>
-    <w:rPr>
-      <w:sz w:val="20"/>
-      <w:szCs w:val="20"/>
-    </w:rPr>
-  </w:style>
   <w:style w:type="paragraph" w:styleId="Heading1">
     <w:name w:val="Heading 1"/>
     <w:basedOn w:val="Normal"/>
     <w:next w:val="Normal"/>
     <w:qFormat/>
     <w:pPr>
-      <w:spacing w:after="160" w:before="300"/>
+      <w:spacing w:before="300" w:after="160"/>
       <w:outlineLvl w:val="0"/>
     </w:pPr>
     <w:rPr>
-      <w:rFonts w:ascii="Cambria" w:cs="Cambria" w:eastAsia="Cambria" w:hAnsi="Cambria"/>
       <w:b/>
       <w:bCs/>
       <w:color w:val="0A2240"/>
       <w:sz w:val="32"/>
       <w:szCs w:val="32"/>
+      <w:rFonts w:ascii="Cambria" w:cs="Cambria" w:eastAsia="Cambria" w:hAnsi="Cambria"/>
     </w:rPr>
   </w:style>
   <w:style w:type="paragraph" w:styleId="Heading2">
@@ -1891,16 +1819,16 @@
     <w:next w:val="Normal"/>
     <w:qFormat/>
     <w:pPr>
-      <w:spacing w:after="120" w:before="240"/>
+      <w:spacing w:before="240" w:after="120"/>
       <w:outlineLvl w:val="1"/>
     </w:pPr>
     <w:rPr>
-      <w:rFonts w:ascii="Cambria" w:cs="Cambria" w:eastAsia="Cambria" w:hAnsi="Cambria"/>
       <w:b/>
       <w:bCs/>
       <w:color w:val="163A5F"/>
       <w:sz w:val="26"/>
       <w:szCs w:val="26"/>
+      <w:rFonts w:ascii="Cambria" w:cs="Cambria" w:eastAsia="Cambria" w:hAnsi="Cambria"/>
     </w:rPr>
   </w:style>
   <w:style w:type="paragraph" w:styleId="Heading3">
@@ -1909,16 +1837,16 @@
     <w:next w:val="Normal"/>
     <w:qFormat/>
     <w:pPr>
-      <w:spacing w:after="100" w:before="180"/>
+      <w:spacing w:before="180" w:after="100"/>
       <w:outlineLvl w:val="2"/>
     </w:pPr>
     <w:rPr>
-      <w:rFonts w:ascii="Cambria" w:cs="Cambria" w:eastAsia="Cambria" w:hAnsi="Cambria"/>
       <w:b/>
       <w:bCs/>
       <w:color w:val="163A5F"/>
       <w:sz w:val="23"/>
       <w:szCs w:val="23"/>
+      <w:rFonts w:ascii="Cambria" w:cs="Cambria" w:eastAsia="Cambria" w:hAnsi="Cambria"/>
     </w:rPr>
   </w:style>
 </w:styles>

--- a/reports/projects/3.1.2_Report.docx
+++ b/reports/projects/3.1.2_Report.docx
@@ -75,7 +75,7 @@
           <w:szCs w:val="19"/>
           <w:rFonts w:ascii="Cambria" w:cs="Cambria" w:eastAsia="Cambria" w:hAnsi="Cambria"/>
         </w:rPr>
-        <w:t xml:space="preserve">July 2, 2026</w:t>
+        <w:t xml:space="preserve">July 3, 2026</w:t>
       </w:r>
     </w:p>
     <w:tbl>
@@ -1425,7 +1425,7 @@
         <w:szCs w:val="14"/>
         <w:rFonts w:ascii="Cambria" w:cs="Cambria" w:eastAsia="Cambria" w:hAnsi="Cambria"/>
       </w:rPr>
-      <w:t xml:space="preserve">Generated July 2, 2026  |  California Community Colleges  |  MAP Initiative</w:t>
+      <w:t xml:space="preserve">Generated July 3, 2026  |  California Community Colleges  |  MAP Initiative</w:t>
     </w:r>
     <w:r>
       <w:rPr>

--- a/reports/projects/3.1.2_Report.docx
+++ b/reports/projects/3.1.2_Report.docx
@@ -1425,7 +1425,7 @@
         <w:szCs w:val="14"/>
         <w:rFonts w:ascii="Cambria" w:cs="Cambria" w:eastAsia="Cambria" w:hAnsi="Cambria"/>
       </w:rPr>
-      <w:t xml:space="preserve">Generated July 3, 2026  |  California Community Colleges  |  MAP Initiative</w:t>
+      <w:t xml:space="preserve">Generated July 3, 2026  |  California Community Colleges  |  CPL Initiative</w:t>
     </w:r>
     <w:r>
       <w:rPr>

--- a/reports/projects/3.1.2_Report.docx
+++ b/reports/projects/3.1.2_Report.docx
@@ -75,7 +75,7 @@
           <w:szCs w:val="19"/>
           <w:rFonts w:ascii="Cambria" w:cs="Cambria" w:eastAsia="Cambria" w:hAnsi="Cambria"/>
         </w:rPr>
-        <w:t xml:space="preserve">July 3, 2026</w:t>
+        <w:t xml:space="preserve">July 4, 2026</w:t>
       </w:r>
     </w:p>
     <w:tbl>
@@ -1425,7 +1425,7 @@
         <w:szCs w:val="14"/>
         <w:rFonts w:ascii="Cambria" w:cs="Cambria" w:eastAsia="Cambria" w:hAnsi="Cambria"/>
       </w:rPr>
-      <w:t xml:space="preserve">Generated July 3, 2026  |  California Community Colleges  |  CPL Initiative</w:t>
+      <w:t xml:space="preserve">Generated July 4, 2026  |  California Community Colleges  |  CPL Initiative</w:t>
     </w:r>
     <w:r>
       <w:rPr>

--- a/reports/projects/3.1.2_Report.docx
+++ b/reports/projects/3.1.2_Report.docx
@@ -75,7 +75,7 @@
           <w:szCs w:val="19"/>
           <w:rFonts w:ascii="Cambria" w:cs="Cambria" w:eastAsia="Cambria" w:hAnsi="Cambria"/>
         </w:rPr>
-        <w:t xml:space="preserve">July 4, 2026</w:t>
+        <w:t xml:space="preserve">July 5, 2026</w:t>
       </w:r>
     </w:p>
     <w:tbl>
@@ -1425,7 +1425,7 @@
         <w:szCs w:val="14"/>
         <w:rFonts w:ascii="Cambria" w:cs="Cambria" w:eastAsia="Cambria" w:hAnsi="Cambria"/>
       </w:rPr>
-      <w:t xml:space="preserve">Generated July 4, 2026  |  California Community Colleges  |  CPL Initiative</w:t>
+      <w:t xml:space="preserve">Generated July 5, 2026  |  California Community Colleges  |  CPL Initiative</w:t>
     </w:r>
     <w:r>
       <w:rPr>

--- a/reports/projects/3.1.2_Report.docx
+++ b/reports/projects/3.1.2_Report.docx
@@ -75,7 +75,7 @@
           <w:szCs w:val="19"/>
           <w:rFonts w:ascii="Cambria" w:cs="Cambria" w:eastAsia="Cambria" w:hAnsi="Cambria"/>
         </w:rPr>
-        <w:t xml:space="preserve">July 5, 2026</w:t>
+        <w:t xml:space="preserve">July 6, 2026</w:t>
       </w:r>
     </w:p>
     <w:tbl>
@@ -1425,7 +1425,7 @@
         <w:szCs w:val="14"/>
         <w:rFonts w:ascii="Cambria" w:cs="Cambria" w:eastAsia="Cambria" w:hAnsi="Cambria"/>
       </w:rPr>
-      <w:t xml:space="preserve">Generated July 5, 2026  |  California Community Colleges  |  CPL Initiative</w:t>
+      <w:t xml:space="preserve">Generated July 6, 2026  |  California Community Colleges  |  CPL Initiative</w:t>
     </w:r>
     <w:r>
       <w:rPr>

--- a/reports/projects/3.1.2_Report.docx
+++ b/reports/projects/3.1.2_Report.docx
@@ -75,7 +75,7 @@
           <w:szCs w:val="19"/>
           <w:rFonts w:ascii="Cambria" w:cs="Cambria" w:eastAsia="Cambria" w:hAnsi="Cambria"/>
         </w:rPr>
-        <w:t xml:space="preserve">July 6, 2026</w:t>
+        <w:t xml:space="preserve">July 7, 2026</w:t>
       </w:r>
     </w:p>
     <w:tbl>
@@ -1425,7 +1425,7 @@
         <w:szCs w:val="14"/>
         <w:rFonts w:ascii="Cambria" w:cs="Cambria" w:eastAsia="Cambria" w:hAnsi="Cambria"/>
       </w:rPr>
-      <w:t xml:space="preserve">Generated July 6, 2026  |  California Community Colleges  |  CPL Initiative</w:t>
+      <w:t xml:space="preserve">Generated July 7, 2026  |  California Community Colleges  |  CPL Initiative</w:t>
     </w:r>
     <w:r>
       <w:rPr>

--- a/reports/projects/3.1.2_Report.docx
+++ b/reports/projects/3.1.2_Report.docx
@@ -75,7 +75,7 @@
           <w:szCs w:val="19"/>
           <w:rFonts w:ascii="Cambria" w:cs="Cambria" w:eastAsia="Cambria" w:hAnsi="Cambria"/>
         </w:rPr>
-        <w:t xml:space="preserve">July 7, 2026</w:t>
+        <w:t xml:space="preserve">July 8, 2026</w:t>
       </w:r>
     </w:p>
     <w:tbl>
@@ -1425,7 +1425,7 @@
         <w:szCs w:val="14"/>
         <w:rFonts w:ascii="Cambria" w:cs="Cambria" w:eastAsia="Cambria" w:hAnsi="Cambria"/>
       </w:rPr>
-      <w:t xml:space="preserve">Generated July 7, 2026  |  California Community Colleges  |  CPL Initiative</w:t>
+      <w:t xml:space="preserve">Generated July 8, 2026  |  California Community Colleges  |  CPL Initiative</w:t>
     </w:r>
     <w:r>
       <w:rPr>

--- a/reports/projects/3.1.2_Report.docx
+++ b/reports/projects/3.1.2_Report.docx
@@ -75,7 +75,7 @@
           <w:szCs w:val="19"/>
           <w:rFonts w:ascii="Cambria" w:cs="Cambria" w:eastAsia="Cambria" w:hAnsi="Cambria"/>
         </w:rPr>
-        <w:t xml:space="preserve">July 8, 2026</w:t>
+        <w:t xml:space="preserve">July 9, 2026</w:t>
       </w:r>
     </w:p>
     <w:tbl>
@@ -1425,7 +1425,7 @@
         <w:szCs w:val="14"/>
         <w:rFonts w:ascii="Cambria" w:cs="Cambria" w:eastAsia="Cambria" w:hAnsi="Cambria"/>
       </w:rPr>
-      <w:t xml:space="preserve">Generated July 8, 2026  |  California Community Colleges  |  CPL Initiative</w:t>
+      <w:t xml:space="preserve">Generated July 9, 2026  |  California Community Colleges  |  CPL Initiative</w:t>
     </w:r>
     <w:r>
       <w:rPr>

--- a/reports/projects/3.1.2_Report.docx
+++ b/reports/projects/3.1.2_Report.docx
@@ -75,7 +75,7 @@
           <w:szCs w:val="19"/>
           <w:rFonts w:ascii="Cambria" w:cs="Cambria" w:eastAsia="Cambria" w:hAnsi="Cambria"/>
         </w:rPr>
-        <w:t xml:space="preserve">July 9, 2026</w:t>
+        <w:t xml:space="preserve">July 10, 2026</w:t>
       </w:r>
     </w:p>
     <w:tbl>
@@ -1425,7 +1425,7 @@
         <w:szCs w:val="14"/>
         <w:rFonts w:ascii="Cambria" w:cs="Cambria" w:eastAsia="Cambria" w:hAnsi="Cambria"/>
       </w:rPr>
-      <w:t xml:space="preserve">Generated July 9, 2026  |  California Community Colleges  |  CPL Initiative</w:t>
+      <w:t xml:space="preserve">Generated July 10, 2026  |  California Community Colleges  |  CPL Initiative</w:t>
     </w:r>
     <w:r>
       <w:rPr>

--- a/reports/projects/3.1.2_Report.docx
+++ b/reports/projects/3.1.2_Report.docx
@@ -75,7 +75,7 @@
           <w:szCs w:val="19"/>
           <w:rFonts w:ascii="Cambria" w:cs="Cambria" w:eastAsia="Cambria" w:hAnsi="Cambria"/>
         </w:rPr>
-        <w:t xml:space="preserve">July 10, 2026</w:t>
+        <w:t xml:space="preserve">July 11, 2026</w:t>
       </w:r>
     </w:p>
     <w:tbl>
@@ -1425,7 +1425,7 @@
         <w:szCs w:val="14"/>
         <w:rFonts w:ascii="Cambria" w:cs="Cambria" w:eastAsia="Cambria" w:hAnsi="Cambria"/>
       </w:rPr>
-      <w:t xml:space="preserve">Generated July 10, 2026  |  California Community Colleges  |  CPL Initiative</w:t>
+      <w:t xml:space="preserve">Generated July 11, 2026  |  California Community Colleges  |  CPL Initiative</w:t>
     </w:r>
     <w:r>
       <w:rPr>

--- a/reports/projects/3.1.2_Report.docx
+++ b/reports/projects/3.1.2_Report.docx
@@ -75,7 +75,7 @@
           <w:szCs w:val="19"/>
           <w:rFonts w:ascii="Cambria" w:cs="Cambria" w:eastAsia="Cambria" w:hAnsi="Cambria"/>
         </w:rPr>
-        <w:t xml:space="preserve">July 11, 2026</w:t>
+        <w:t xml:space="preserve">July 12, 2026</w:t>
       </w:r>
     </w:p>
     <w:tbl>
@@ -1425,7 +1425,7 @@
         <w:szCs w:val="14"/>
         <w:rFonts w:ascii="Cambria" w:cs="Cambria" w:eastAsia="Cambria" w:hAnsi="Cambria"/>
       </w:rPr>
-      <w:t xml:space="preserve">Generated July 11, 2026  |  California Community Colleges  |  CPL Initiative</w:t>
+      <w:t xml:space="preserve">Generated July 12, 2026  |  California Community Colleges  |  CPL Initiative</w:t>
     </w:r>
     <w:r>
       <w:rPr>

--- a/reports/projects/3.1.2_Report.docx
+++ b/reports/projects/3.1.2_Report.docx
@@ -75,7 +75,7 @@
           <w:szCs w:val="19"/>
           <w:rFonts w:ascii="Cambria" w:cs="Cambria" w:eastAsia="Cambria" w:hAnsi="Cambria"/>
         </w:rPr>
-        <w:t xml:space="preserve">July 12, 2026</w:t>
+        <w:t xml:space="preserve">July 13, 2026</w:t>
       </w:r>
     </w:p>
     <w:tbl>
@@ -1425,7 +1425,7 @@
         <w:szCs w:val="14"/>
         <w:rFonts w:ascii="Cambria" w:cs="Cambria" w:eastAsia="Cambria" w:hAnsi="Cambria"/>
       </w:rPr>
-      <w:t xml:space="preserve">Generated July 12, 2026  |  California Community Colleges  |  CPL Initiative</w:t>
+      <w:t xml:space="preserve">Generated July 13, 2026  |  California Community Colleges  |  CPL Initiative</w:t>
     </w:r>
     <w:r>
       <w:rPr>

--- a/reports/projects/3.1.2_Report.docx
+++ b/reports/projects/3.1.2_Report.docx
@@ -75,7 +75,7 @@
           <w:szCs w:val="19"/>
           <w:rFonts w:ascii="Cambria" w:cs="Cambria" w:eastAsia="Cambria" w:hAnsi="Cambria"/>
         </w:rPr>
-        <w:t xml:space="preserve">July 13, 2026</w:t>
+        <w:t xml:space="preserve">July 14, 2026</w:t>
       </w:r>
     </w:p>
     <w:tbl>
@@ -1425,7 +1425,7 @@
         <w:szCs w:val="14"/>
         <w:rFonts w:ascii="Cambria" w:cs="Cambria" w:eastAsia="Cambria" w:hAnsi="Cambria"/>
       </w:rPr>
-      <w:t xml:space="preserve">Generated July 13, 2026  |  California Community Colleges  |  CPL Initiative</w:t>
+      <w:t xml:space="preserve">Generated July 14, 2026  |  California Community Colleges  |  CPL Initiative</w:t>
     </w:r>
     <w:r>
       <w:rPr>

--- a/reports/projects/3.1.2_Report.docx
+++ b/reports/projects/3.1.2_Report.docx
@@ -75,7 +75,7 @@
           <w:szCs w:val="19"/>
           <w:rFonts w:ascii="Cambria" w:cs="Cambria" w:eastAsia="Cambria" w:hAnsi="Cambria"/>
         </w:rPr>
-        <w:t xml:space="preserve">July 14, 2026</w:t>
+        <w:t xml:space="preserve">July 15, 2026</w:t>
       </w:r>
     </w:p>
     <w:tbl>
@@ -1425,7 +1425,7 @@
         <w:szCs w:val="14"/>
         <w:rFonts w:ascii="Cambria" w:cs="Cambria" w:eastAsia="Cambria" w:hAnsi="Cambria"/>
       </w:rPr>
-      <w:t xml:space="preserve">Generated July 14, 2026  |  California Community Colleges  |  CPL Initiative</w:t>
+      <w:t xml:space="preserve">Generated July 15, 2026  |  California Community Colleges  |  CPL Initiative</w:t>
     </w:r>
     <w:r>
       <w:rPr>

--- a/reports/projects/3.1.2_Report.docx
+++ b/reports/projects/3.1.2_Report.docx
@@ -75,7 +75,7 @@
           <w:szCs w:val="19"/>
           <w:rFonts w:ascii="Cambria" w:cs="Cambria" w:eastAsia="Cambria" w:hAnsi="Cambria"/>
         </w:rPr>
-        <w:t xml:space="preserve">July 15, 2026</w:t>
+        <w:t xml:space="preserve">July 16, 2026</w:t>
       </w:r>
     </w:p>
     <w:tbl>
@@ -1425,7 +1425,7 @@
         <w:szCs w:val="14"/>
         <w:rFonts w:ascii="Cambria" w:cs="Cambria" w:eastAsia="Cambria" w:hAnsi="Cambria"/>
       </w:rPr>
-      <w:t xml:space="preserve">Generated July 15, 2026  |  California Community Colleges  |  CPL Initiative</w:t>
+      <w:t xml:space="preserve">Generated July 16, 2026  |  California Community Colleges  |  CPL Initiative</w:t>
     </w:r>
     <w:r>
       <w:rPr>

--- a/reports/projects/3.1.2_Report.docx
+++ b/reports/projects/3.1.2_Report.docx
@@ -75,7 +75,7 @@
           <w:szCs w:val="19"/>
           <w:rFonts w:ascii="Cambria" w:cs="Cambria" w:eastAsia="Cambria" w:hAnsi="Cambria"/>
         </w:rPr>
-        <w:t xml:space="preserve">July 16, 2026</w:t>
+        <w:t xml:space="preserve">July 17, 2026</w:t>
       </w:r>
     </w:p>
     <w:tbl>
@@ -1425,7 +1425,7 @@
         <w:szCs w:val="14"/>
         <w:rFonts w:ascii="Cambria" w:cs="Cambria" w:eastAsia="Cambria" w:hAnsi="Cambria"/>
       </w:rPr>
-      <w:t xml:space="preserve">Generated July 16, 2026  |  California Community Colleges  |  CPL Initiative</w:t>
+      <w:t xml:space="preserve">Generated July 17, 2026  |  California Community Colleges  |  CPL Initiative</w:t>
     </w:r>
     <w:r>
       <w:rPr>

--- a/reports/projects/3.1.2_Report.docx
+++ b/reports/projects/3.1.2_Report.docx
@@ -75,7 +75,7 @@
           <w:szCs w:val="19"/>
           <w:rFonts w:ascii="Cambria" w:cs="Cambria" w:eastAsia="Cambria" w:hAnsi="Cambria"/>
         </w:rPr>
-        <w:t xml:space="preserve">July 17, 2026</w:t>
+        <w:t xml:space="preserve">July 18, 2026</w:t>
       </w:r>
     </w:p>
     <w:tbl>
@@ -1425,7 +1425,7 @@
         <w:szCs w:val="14"/>
         <w:rFonts w:ascii="Cambria" w:cs="Cambria" w:eastAsia="Cambria" w:hAnsi="Cambria"/>
       </w:rPr>
-      <w:t xml:space="preserve">Generated July 17, 2026  |  California Community Colleges  |  CPL Initiative</w:t>
+      <w:t xml:space="preserve">Generated July 18, 2026  |  California Community Colleges  |  CPL Initiative</w:t>
     </w:r>
     <w:r>
       <w:rPr>

--- a/reports/projects/3.1.2_Report.docx
+++ b/reports/projects/3.1.2_Report.docx
@@ -75,7 +75,7 @@
           <w:szCs w:val="19"/>
           <w:rFonts w:ascii="Cambria" w:cs="Cambria" w:eastAsia="Cambria" w:hAnsi="Cambria"/>
         </w:rPr>
-        <w:t xml:space="preserve">July 18, 2026</w:t>
+        <w:t xml:space="preserve">July 19, 2026</w:t>
       </w:r>
     </w:p>
     <w:tbl>
@@ -1425,7 +1425,7 @@
         <w:szCs w:val="14"/>
         <w:rFonts w:ascii="Cambria" w:cs="Cambria" w:eastAsia="Cambria" w:hAnsi="Cambria"/>
       </w:rPr>
-      <w:t xml:space="preserve">Generated July 18, 2026  |  California Community Colleges  |  CPL Initiative</w:t>
+      <w:t xml:space="preserve">Generated July 19, 2026  |  California Community Colleges  |  CPL Initiative</w:t>
     </w:r>
     <w:r>
       <w:rPr>

--- a/reports/projects/3.1.2_Report.docx
+++ b/reports/projects/3.1.2_Report.docx
@@ -75,7 +75,7 @@
           <w:szCs w:val="19"/>
           <w:rFonts w:ascii="Cambria" w:cs="Cambria" w:eastAsia="Cambria" w:hAnsi="Cambria"/>
         </w:rPr>
-        <w:t xml:space="preserve">July 19, 2026</w:t>
+        <w:t xml:space="preserve">July 20, 2026</w:t>
       </w:r>
     </w:p>
     <w:tbl>
@@ -1425,7 +1425,7 @@
         <w:szCs w:val="14"/>
         <w:rFonts w:ascii="Cambria" w:cs="Cambria" w:eastAsia="Cambria" w:hAnsi="Cambria"/>
       </w:rPr>
-      <w:t xml:space="preserve">Generated July 19, 2026  |  California Community Colleges  |  CPL Initiative</w:t>
+      <w:t xml:space="preserve">Generated July 20, 2026  |  California Community Colleges  |  CPL Initiative</w:t>
     </w:r>
     <w:r>
       <w:rPr>

--- a/reports/projects/3.1.2_Report.docx
+++ b/reports/projects/3.1.2_Report.docx
@@ -75,7 +75,7 @@
           <w:szCs w:val="19"/>
           <w:rFonts w:ascii="Cambria" w:cs="Cambria" w:eastAsia="Cambria" w:hAnsi="Cambria"/>
         </w:rPr>
-        <w:t xml:space="preserve">July 20, 2026</w:t>
+        <w:t xml:space="preserve">July 21, 2026</w:t>
       </w:r>
     </w:p>
     <w:tbl>
@@ -1425,7 +1425,7 @@
         <w:szCs w:val="14"/>
         <w:rFonts w:ascii="Cambria" w:cs="Cambria" w:eastAsia="Cambria" w:hAnsi="Cambria"/>
       </w:rPr>
-      <w:t xml:space="preserve">Generated July 20, 2026  |  California Community Colleges  |  CPL Initiative</w:t>
+      <w:t xml:space="preserve">Generated July 21, 2026  |  California Community Colleges  |  CPL Initiative</w:t>
     </w:r>
     <w:r>
       <w:rPr>

--- a/reports/projects/3.1.2_Report.docx
+++ b/reports/projects/3.1.2_Report.docx
@@ -75,7 +75,7 @@
           <w:szCs w:val="19"/>
           <w:rFonts w:ascii="Cambria" w:cs="Cambria" w:eastAsia="Cambria" w:hAnsi="Cambria"/>
         </w:rPr>
-        <w:t xml:space="preserve">July 21, 2026</w:t>
+        <w:t xml:space="preserve">July 22, 2026</w:t>
       </w:r>
     </w:p>
     <w:tbl>
@@ -1425,7 +1425,7 @@
         <w:szCs w:val="14"/>
         <w:rFonts w:ascii="Cambria" w:cs="Cambria" w:eastAsia="Cambria" w:hAnsi="Cambria"/>
       </w:rPr>
-      <w:t xml:space="preserve">Generated July 21, 2026  |  California Community Colleges  |  CPL Initiative</w:t>
+      <w:t xml:space="preserve">Generated July 22, 2026  |  California Community Colleges  |  CPL Initiative</w:t>
     </w:r>
     <w:r>
       <w:rPr>

--- a/reports/projects/3.1.2_Report.docx
+++ b/reports/projects/3.1.2_Report.docx
@@ -66,7 +66,7 @@
           <w:szCs w:val="19"/>
           <w:rFonts w:ascii="Cambria" w:cs="Cambria" w:eastAsia="Cambria" w:hAnsi="Cambria"/>
         </w:rPr>
-        <w:t xml:space="preserve">Activity 3: CPL Data Infrastructure  |  Goal 2  |  </w:t>
+        <w:t xml:space="preserve">Activity 3: Scale CPL Access, Awards, and Procedures  |  Goal 2  |  </w:t>
       </w:r>
       <w:r>
         <w:rPr>

--- a/reports/projects/3.1.2_Report.docx
+++ b/reports/projects/3.1.2_Report.docx
@@ -75,7 +75,7 @@
           <w:szCs w:val="19"/>
           <w:rFonts w:ascii="Cambria" w:cs="Cambria" w:eastAsia="Cambria" w:hAnsi="Cambria"/>
         </w:rPr>
-        <w:t xml:space="preserve">July 22, 2026</w:t>
+        <w:t xml:space="preserve">July 23, 2026</w:t>
       </w:r>
     </w:p>
     <w:tbl>
@@ -1425,7 +1425,7 @@
         <w:szCs w:val="14"/>
         <w:rFonts w:ascii="Cambria" w:cs="Cambria" w:eastAsia="Cambria" w:hAnsi="Cambria"/>
       </w:rPr>
-      <w:t xml:space="preserve">Generated July 22, 2026  |  California Community Colleges  |  CPL Initiative</w:t>
+      <w:t xml:space="preserve">Generated July 23, 2026  |  California Community Colleges  |  CPL Initiative</w:t>
     </w:r>
     <w:r>
       <w:rPr>

--- a/reports/projects/3.1.2_Report.docx
+++ b/reports/projects/3.1.2_Report.docx
@@ -75,7 +75,7 @@
           <w:szCs w:val="19"/>
           <w:rFonts w:ascii="Cambria" w:cs="Cambria" w:eastAsia="Cambria" w:hAnsi="Cambria"/>
         </w:rPr>
-        <w:t xml:space="preserve">July 23, 2026</w:t>
+        <w:t xml:space="preserve">July 24, 2026</w:t>
       </w:r>
     </w:p>
     <w:tbl>
@@ -1425,7 +1425,7 @@
         <w:szCs w:val="14"/>
         <w:rFonts w:ascii="Cambria" w:cs="Cambria" w:eastAsia="Cambria" w:hAnsi="Cambria"/>
       </w:rPr>
-      <w:t xml:space="preserve">Generated July 23, 2026  |  California Community Colleges  |  CPL Initiative</w:t>
+      <w:t xml:space="preserve">Generated July 24, 2026  |  California Community Colleges  |  CPL Initiative</w:t>
     </w:r>
     <w:r>
       <w:rPr>

--- a/reports/projects/3.1.2_Report.docx
+++ b/reports/projects/3.1.2_Report.docx
@@ -75,7 +75,7 @@
           <w:szCs w:val="19"/>
           <w:rFonts w:ascii="Cambria" w:cs="Cambria" w:eastAsia="Cambria" w:hAnsi="Cambria"/>
         </w:rPr>
-        <w:t xml:space="preserve">July 24, 2026</w:t>
+        <w:t xml:space="preserve">July 25, 2026</w:t>
       </w:r>
     </w:p>
     <w:tbl>
@@ -1425,7 +1425,7 @@
         <w:szCs w:val="14"/>
         <w:rFonts w:ascii="Cambria" w:cs="Cambria" w:eastAsia="Cambria" w:hAnsi="Cambria"/>
       </w:rPr>
-      <w:t xml:space="preserve">Generated July 24, 2026  |  California Community Colleges  |  CPL Initiative</w:t>
+      <w:t xml:space="preserve">Generated July 25, 2026  |  California Community Colleges  |  CPL Initiative</w:t>
     </w:r>
     <w:r>
       <w:rPr>

--- a/reports/projects/3.1.2_Report.docx
+++ b/reports/projects/3.1.2_Report.docx
@@ -75,7 +75,7 @@
           <w:szCs w:val="19"/>
           <w:rFonts w:ascii="Cambria" w:cs="Cambria" w:eastAsia="Cambria" w:hAnsi="Cambria"/>
         </w:rPr>
-        <w:t xml:space="preserve">July 25, 2026</w:t>
+        <w:t xml:space="preserve">July 26, 2026</w:t>
       </w:r>
     </w:p>
     <w:tbl>
@@ -1425,7 +1425,7 @@
         <w:szCs w:val="14"/>
         <w:rFonts w:ascii="Cambria" w:cs="Cambria" w:eastAsia="Cambria" w:hAnsi="Cambria"/>
       </w:rPr>
-      <w:t xml:space="preserve">Generated July 25, 2026  |  California Community Colleges  |  CPL Initiative</w:t>
+      <w:t xml:space="preserve">Generated July 26, 2026  |  California Community Colleges  |  CPL Initiative</w:t>
     </w:r>
     <w:r>
       <w:rPr>

--- a/reports/projects/3.1.2_Report.docx
+++ b/reports/projects/3.1.2_Report.docx
@@ -75,7 +75,7 @@
           <w:szCs w:val="19"/>
           <w:rFonts w:ascii="Cambria" w:cs="Cambria" w:eastAsia="Cambria" w:hAnsi="Cambria"/>
         </w:rPr>
-        <w:t xml:space="preserve">July 26, 2026</w:t>
+        <w:t xml:space="preserve">July 27, 2026</w:t>
       </w:r>
     </w:p>
     <w:tbl>
@@ -1425,7 +1425,7 @@
         <w:szCs w:val="14"/>
         <w:rFonts w:ascii="Cambria" w:cs="Cambria" w:eastAsia="Cambria" w:hAnsi="Cambria"/>
       </w:rPr>
-      <w:t xml:space="preserve">Generated July 26, 2026  |  California Community Colleges  |  CPL Initiative</w:t>
+      <w:t xml:space="preserve">Generated July 27, 2026  |  California Community Colleges  |  CPL Initiative</w:t>
     </w:r>
     <w:r>
       <w:rPr>

--- a/reports/projects/3.1.2_Report.docx
+++ b/reports/projects/3.1.2_Report.docx
@@ -75,7 +75,7 @@
           <w:szCs w:val="19"/>
           <w:rFonts w:ascii="Cambria" w:cs="Cambria" w:eastAsia="Cambria" w:hAnsi="Cambria"/>
         </w:rPr>
-        <w:t xml:space="preserve">July 27, 2026</w:t>
+        <w:t xml:space="preserve">July 28, 2026</w:t>
       </w:r>
     </w:p>
     <w:tbl>
@@ -1425,7 +1425,7 @@
         <w:szCs w:val="14"/>
         <w:rFonts w:ascii="Cambria" w:cs="Cambria" w:eastAsia="Cambria" w:hAnsi="Cambria"/>
       </w:rPr>
-      <w:t xml:space="preserve">Generated July 27, 2026  |  California Community Colleges  |  CPL Initiative</w:t>
+      <w:t xml:space="preserve">Generated July 28, 2026  |  California Community Colleges  |  CPL Initiative</w:t>
     </w:r>
     <w:r>
       <w:rPr>

--- a/reports/projects/3.1.2_Report.docx
+++ b/reports/projects/3.1.2_Report.docx
@@ -75,7 +75,7 @@
           <w:szCs w:val="19"/>
           <w:rFonts w:ascii="Cambria" w:cs="Cambria" w:eastAsia="Cambria" w:hAnsi="Cambria"/>
         </w:rPr>
-        <w:t xml:space="preserve">July 28, 2026</w:t>
+        <w:t xml:space="preserve">July 29, 2026</w:t>
       </w:r>
     </w:p>
     <w:tbl>
@@ -1425,7 +1425,7 @@
         <w:szCs w:val="14"/>
         <w:rFonts w:ascii="Cambria" w:cs="Cambria" w:eastAsia="Cambria" w:hAnsi="Cambria"/>
       </w:rPr>
-      <w:t xml:space="preserve">Generated July 28, 2026  |  California Community Colleges  |  CPL Initiative</w:t>
+      <w:t xml:space="preserve">Generated July 29, 2026  |  California Community Colleges  |  CPL Initiative</w:t>
     </w:r>
     <w:r>
       <w:rPr>

--- a/reports/projects/3.1.2_Report.docx
+++ b/reports/projects/3.1.2_Report.docx
@@ -75,7 +75,7 @@
           <w:szCs w:val="19"/>
           <w:rFonts w:ascii="Cambria" w:cs="Cambria" w:eastAsia="Cambria" w:hAnsi="Cambria"/>
         </w:rPr>
-        <w:t xml:space="preserve">July 29, 2026</w:t>
+        <w:t xml:space="preserve">July 30, 2026</w:t>
       </w:r>
     </w:p>
     <w:tbl>
@@ -1425,7 +1425,7 @@
         <w:szCs w:val="14"/>
         <w:rFonts w:ascii="Cambria" w:cs="Cambria" w:eastAsia="Cambria" w:hAnsi="Cambria"/>
       </w:rPr>
-      <w:t xml:space="preserve">Generated July 29, 2026  |  California Community Colleges  |  CPL Initiative</w:t>
+      <w:t xml:space="preserve">Generated July 30, 2026  |  California Community Colleges  |  CPL Initiative</w:t>
     </w:r>
     <w:r>
       <w:rPr>

--- a/reports/projects/3.1.2_Report.docx
+++ b/reports/projects/3.1.2_Report.docx
@@ -75,7 +75,7 @@
           <w:szCs w:val="19"/>
           <w:rFonts w:ascii="Cambria" w:cs="Cambria" w:eastAsia="Cambria" w:hAnsi="Cambria"/>
         </w:rPr>
-        <w:t xml:space="preserve">July 30, 2026</w:t>
+        <w:t xml:space="preserve">July 31, 2026</w:t>
       </w:r>
     </w:p>
     <w:tbl>
@@ -1425,7 +1425,7 @@
         <w:szCs w:val="14"/>
         <w:rFonts w:ascii="Cambria" w:cs="Cambria" w:eastAsia="Cambria" w:hAnsi="Cambria"/>
       </w:rPr>
-      <w:t xml:space="preserve">Generated July 30, 2026  |  California Community Colleges  |  CPL Initiative</w:t>
+      <w:t xml:space="preserve">Generated July 31, 2026  |  California Community Colleges  |  CPL Initiative</w:t>
     </w:r>
     <w:r>
       <w:rPr>

--- a/reports/projects/3.1.2_Report.docx
+++ b/reports/projects/3.1.2_Report.docx
@@ -75,7 +75,7 @@
           <w:szCs w:val="19"/>
           <w:rFonts w:ascii="Cambria" w:cs="Cambria" w:eastAsia="Cambria" w:hAnsi="Cambria"/>
         </w:rPr>
-        <w:t xml:space="preserve">July 31, 2026</w:t>
+        <w:t xml:space="preserve">August 1, 2026</w:t>
       </w:r>
     </w:p>
     <w:tbl>
@@ -1425,7 +1425,7 @@
         <w:szCs w:val="14"/>
         <w:rFonts w:ascii="Cambria" w:cs="Cambria" w:eastAsia="Cambria" w:hAnsi="Cambria"/>
       </w:rPr>
-      <w:t xml:space="preserve">Generated July 31, 2026  |  California Community Colleges  |  CPL Initiative</w:t>
+      <w:t xml:space="preserve">Generated August 1, 2026  |  California Community Colleges  |  CPL Initiative</w:t>
     </w:r>
     <w:r>
       <w:rPr>

--- a/reports/projects/3.1.2_Report.docx
+++ b/reports/projects/3.1.2_Report.docx
@@ -75,7 +75,7 @@
           <w:szCs w:val="19"/>
           <w:rFonts w:ascii="Cambria" w:cs="Cambria" w:eastAsia="Cambria" w:hAnsi="Cambria"/>
         </w:rPr>
-        <w:t xml:space="preserve">August 1, 2026</w:t>
+        <w:t xml:space="preserve">August 2, 2026</w:t>
       </w:r>
     </w:p>
     <w:tbl>
@@ -1425,7 +1425,7 @@
         <w:szCs w:val="14"/>
         <w:rFonts w:ascii="Cambria" w:cs="Cambria" w:eastAsia="Cambria" w:hAnsi="Cambria"/>
       </w:rPr>
-      <w:t xml:space="preserve">Generated August 1, 2026  |  California Community Colleges  |  CPL Initiative</w:t>
+      <w:t xml:space="preserve">Generated August 2, 2026  |  California Community Colleges  |  CPL Initiative</w:t>
     </w:r>
     <w:r>
       <w:rPr>

--- a/reports/projects/3.1.2_Report.docx
+++ b/reports/projects/3.1.2_Report.docx
@@ -75,7 +75,7 @@
           <w:szCs w:val="19"/>
           <w:rFonts w:ascii="Cambria" w:cs="Cambria" w:eastAsia="Cambria" w:hAnsi="Cambria"/>
         </w:rPr>
-        <w:t xml:space="preserve">August 2, 2026</w:t>
+        <w:t xml:space="preserve">August 3, 2026</w:t>
       </w:r>
     </w:p>
     <w:tbl>
@@ -1425,7 +1425,7 @@
         <w:szCs w:val="14"/>
         <w:rFonts w:ascii="Cambria" w:cs="Cambria" w:eastAsia="Cambria" w:hAnsi="Cambria"/>
       </w:rPr>
-      <w:t xml:space="preserve">Generated August 2, 2026  |  California Community Colleges  |  CPL Initiative</w:t>
+      <w:t xml:space="preserve">Generated August 3, 2026  |  California Community Colleges  |  CPL Initiative</w:t>
     </w:r>
     <w:r>
       <w:rPr>

--- a/reports/projects/3.1.2_Report.docx
+++ b/reports/projects/3.1.2_Report.docx
@@ -75,7 +75,7 @@
           <w:szCs w:val="19"/>
           <w:rFonts w:ascii="Cambria" w:cs="Cambria" w:eastAsia="Cambria" w:hAnsi="Cambria"/>
         </w:rPr>
-        <w:t xml:space="preserve">August 3, 2026</w:t>
+        <w:t xml:space="preserve">August 4, 2026</w:t>
       </w:r>
     </w:p>
     <w:tbl>
@@ -1425,7 +1425,7 @@
         <w:szCs w:val="14"/>
         <w:rFonts w:ascii="Cambria" w:cs="Cambria" w:eastAsia="Cambria" w:hAnsi="Cambria"/>
       </w:rPr>
-      <w:t xml:space="preserve">Generated August 3, 2026  |  California Community Colleges  |  CPL Initiative</w:t>
+      <w:t xml:space="preserve">Generated August 4, 2026  |  California Community Colleges  |  CPL Initiative</w:t>
     </w:r>
     <w:r>
       <w:rPr>

--- a/reports/projects/3.1.2_Report.docx
+++ b/reports/projects/3.1.2_Report.docx
@@ -75,7 +75,7 @@
           <w:szCs w:val="19"/>
           <w:rFonts w:ascii="Cambria" w:cs="Cambria" w:eastAsia="Cambria" w:hAnsi="Cambria"/>
         </w:rPr>
-        <w:t xml:space="preserve">August 4, 2026</w:t>
+        <w:t xml:space="preserve">August 5, 2026</w:t>
       </w:r>
     </w:p>
     <w:tbl>
@@ -1425,7 +1425,7 @@
         <w:szCs w:val="14"/>
         <w:rFonts w:ascii="Cambria" w:cs="Cambria" w:eastAsia="Cambria" w:hAnsi="Cambria"/>
       </w:rPr>
-      <w:t xml:space="preserve">Generated August 4, 2026  |  California Community Colleges  |  CPL Initiative</w:t>
+      <w:t xml:space="preserve">Generated August 5, 2026  |  California Community Colleges  |  CPL Initiative</w:t>
     </w:r>
     <w:r>
       <w:rPr>

--- a/reports/projects/3.1.2_Report.docx
+++ b/reports/projects/3.1.2_Report.docx
@@ -75,7 +75,7 @@
           <w:szCs w:val="19"/>
           <w:rFonts w:ascii="Cambria" w:cs="Cambria" w:eastAsia="Cambria" w:hAnsi="Cambria"/>
         </w:rPr>
-        <w:t xml:space="preserve">August 5, 2026</w:t>
+        <w:t xml:space="preserve">August 6, 2026</w:t>
       </w:r>
     </w:p>
     <w:tbl>
@@ -1425,7 +1425,7 @@
         <w:szCs w:val="14"/>
         <w:rFonts w:ascii="Cambria" w:cs="Cambria" w:eastAsia="Cambria" w:hAnsi="Cambria"/>
       </w:rPr>
-      <w:t xml:space="preserve">Generated August 5, 2026  |  California Community Colleges  |  CPL Initiative</w:t>
+      <w:t xml:space="preserve">Generated August 6, 2026  |  California Community Colleges  |  CPL Initiative</w:t>
     </w:r>
     <w:r>
       <w:rPr>

--- a/reports/projects/3.1.2_Report.docx
+++ b/reports/projects/3.1.2_Report.docx
@@ -75,7 +75,7 @@
           <w:szCs w:val="19"/>
           <w:rFonts w:ascii="Cambria" w:cs="Cambria" w:eastAsia="Cambria" w:hAnsi="Cambria"/>
         </w:rPr>
-        <w:t xml:space="preserve">August 6, 2026</w:t>
+        <w:t xml:space="preserve">August 7, 2026</w:t>
       </w:r>
     </w:p>
     <w:tbl>
@@ -1425,7 +1425,7 @@
         <w:szCs w:val="14"/>
         <w:rFonts w:ascii="Cambria" w:cs="Cambria" w:eastAsia="Cambria" w:hAnsi="Cambria"/>
       </w:rPr>
-      <w:t xml:space="preserve">Generated August 6, 2026  |  California Community Colleges  |  CPL Initiative</w:t>
+      <w:t xml:space="preserve">Generated August 7, 2026  |  California Community Colleges  |  CPL Initiative</w:t>
     </w:r>
     <w:r>
       <w:rPr>

--- a/reports/projects/3.1.2_Report.docx
+++ b/reports/projects/3.1.2_Report.docx
@@ -75,7 +75,7 @@
           <w:szCs w:val="19"/>
           <w:rFonts w:ascii="Cambria" w:cs="Cambria" w:eastAsia="Cambria" w:hAnsi="Cambria"/>
         </w:rPr>
-        <w:t xml:space="preserve">August 7, 2026</w:t>
+        <w:t xml:space="preserve">August 8, 2026</w:t>
       </w:r>
     </w:p>
     <w:tbl>
@@ -1425,7 +1425,7 @@
         <w:szCs w:val="14"/>
         <w:rFonts w:ascii="Cambria" w:cs="Cambria" w:eastAsia="Cambria" w:hAnsi="Cambria"/>
       </w:rPr>
-      <w:t xml:space="preserve">Generated August 7, 2026  |  California Community Colleges  |  CPL Initiative</w:t>
+      <w:t xml:space="preserve">Generated August 8, 2026  |  California Community Colleges  |  CPL Initiative</w:t>
     </w:r>
     <w:r>
       <w:rPr>

--- a/reports/projects/3.1.2_Report.docx
+++ b/reports/projects/3.1.2_Report.docx
@@ -75,7 +75,7 @@
           <w:szCs w:val="19"/>
           <w:rFonts w:ascii="Cambria" w:cs="Cambria" w:eastAsia="Cambria" w:hAnsi="Cambria"/>
         </w:rPr>
-        <w:t xml:space="preserve">August 8, 2026</w:t>
+        <w:t xml:space="preserve">August 9, 2026</w:t>
       </w:r>
     </w:p>
     <w:tbl>
@@ -1425,7 +1425,7 @@
         <w:szCs w:val="14"/>
         <w:rFonts w:ascii="Cambria" w:cs="Cambria" w:eastAsia="Cambria" w:hAnsi="Cambria"/>
       </w:rPr>
-      <w:t xml:space="preserve">Generated August 8, 2026  |  California Community Colleges  |  CPL Initiative</w:t>
+      <w:t xml:space="preserve">Generated August 9, 2026  |  California Community Colleges  |  CPL Initiative</w:t>
     </w:r>
     <w:r>
       <w:rPr>

--- a/reports/projects/3.1.2_Report.docx
+++ b/reports/projects/3.1.2_Report.docx
@@ -75,7 +75,7 @@
           <w:szCs w:val="19"/>
           <w:rFonts w:ascii="Cambria" w:cs="Cambria" w:eastAsia="Cambria" w:hAnsi="Cambria"/>
         </w:rPr>
-        <w:t xml:space="preserve">August 9, 2026</w:t>
+        <w:t xml:space="preserve">August 10, 2026</w:t>
       </w:r>
     </w:p>
     <w:tbl>
@@ -1425,7 +1425,7 @@
         <w:szCs w:val="14"/>
         <w:rFonts w:ascii="Cambria" w:cs="Cambria" w:eastAsia="Cambria" w:hAnsi="Cambria"/>
       </w:rPr>
-      <w:t xml:space="preserve">Generated August 9, 2026  |  California Community Colleges  |  CPL Initiative</w:t>
+      <w:t xml:space="preserve">Generated August 10, 2026  |  California Community Colleges  |  CPL Initiative</w:t>
     </w:r>
     <w:r>
       <w:rPr>

--- a/reports/projects/3.1.2_Report.docx
+++ b/reports/projects/3.1.2_Report.docx
@@ -75,7 +75,7 @@
           <w:szCs w:val="19"/>
           <w:rFonts w:ascii="Cambria" w:cs="Cambria" w:eastAsia="Cambria" w:hAnsi="Cambria"/>
         </w:rPr>
-        <w:t xml:space="preserve">August 10, 2026</w:t>
+        <w:t xml:space="preserve">August 11, 2026</w:t>
       </w:r>
     </w:p>
     <w:tbl>
@@ -1425,7 +1425,7 @@
         <w:szCs w:val="14"/>
         <w:rFonts w:ascii="Cambria" w:cs="Cambria" w:eastAsia="Cambria" w:hAnsi="Cambria"/>
       </w:rPr>
-      <w:t xml:space="preserve">Generated August 10, 2026  |  California Community Colleges  |  CPL Initiative</w:t>
+      <w:t xml:space="preserve">Generated August 11, 2026  |  California Community Colleges  |  CPL Initiative</w:t>
     </w:r>
     <w:r>
       <w:rPr>

--- a/reports/projects/3.1.2_Report.docx
+++ b/reports/projects/3.1.2_Report.docx
@@ -75,7 +75,7 @@
           <w:szCs w:val="19"/>
           <w:rFonts w:ascii="Cambria" w:cs="Cambria" w:eastAsia="Cambria" w:hAnsi="Cambria"/>
         </w:rPr>
-        <w:t xml:space="preserve">August 11, 2026</w:t>
+        <w:t xml:space="preserve">August 12, 2026</w:t>
       </w:r>
     </w:p>
     <w:tbl>
@@ -1425,7 +1425,7 @@
         <w:szCs w:val="14"/>
         <w:rFonts w:ascii="Cambria" w:cs="Cambria" w:eastAsia="Cambria" w:hAnsi="Cambria"/>
       </w:rPr>
-      <w:t xml:space="preserve">Generated August 11, 2026  |  California Community Colleges  |  CPL Initiative</w:t>
+      <w:t xml:space="preserve">Generated August 12, 2026  |  California Community Colleges  |  CPL Initiative</w:t>
     </w:r>
     <w:r>
       <w:rPr>

--- a/reports/projects/3.1.2_Report.docx
+++ b/reports/projects/3.1.2_Report.docx
@@ -75,7 +75,7 @@
           <w:szCs w:val="19"/>
           <w:rFonts w:ascii="Cambria" w:cs="Cambria" w:eastAsia="Cambria" w:hAnsi="Cambria"/>
         </w:rPr>
-        <w:t xml:space="preserve">August 12, 2026</w:t>
+        <w:t xml:space="preserve">August 13, 2026</w:t>
       </w:r>
     </w:p>
     <w:tbl>
@@ -1425,7 +1425,7 @@
         <w:szCs w:val="14"/>
         <w:rFonts w:ascii="Cambria" w:cs="Cambria" w:eastAsia="Cambria" w:hAnsi="Cambria"/>
       </w:rPr>
-      <w:t xml:space="preserve">Generated August 12, 2026  |  California Community Colleges  |  CPL Initiative</w:t>
+      <w:t xml:space="preserve">Generated August 13, 2026  |  California Community Colleges  |  CPL Initiative</w:t>
     </w:r>
     <w:r>
       <w:rPr>

--- a/reports/projects/3.1.2_Report.docx
+++ b/reports/projects/3.1.2_Report.docx
@@ -75,7 +75,7 @@
           <w:szCs w:val="19"/>
           <w:rFonts w:ascii="Cambria" w:cs="Cambria" w:eastAsia="Cambria" w:hAnsi="Cambria"/>
         </w:rPr>
-        <w:t xml:space="preserve">August 13, 2026</w:t>
+        <w:t xml:space="preserve">August 14, 2026</w:t>
       </w:r>
     </w:p>
     <w:tbl>
@@ -1425,7 +1425,7 @@
         <w:szCs w:val="14"/>
         <w:rFonts w:ascii="Cambria" w:cs="Cambria" w:eastAsia="Cambria" w:hAnsi="Cambria"/>
       </w:rPr>
-      <w:t xml:space="preserve">Generated August 13, 2026  |  California Community Colleges  |  CPL Initiative</w:t>
+      <w:t xml:space="preserve">Generated August 14, 2026  |  California Community Colleges  |  CPL Initiative</w:t>
     </w:r>
     <w:r>
       <w:rPr>

--- a/reports/projects/3.1.2_Report.docx
+++ b/reports/projects/3.1.2_Report.docx
@@ -75,7 +75,7 @@
           <w:szCs w:val="19"/>
           <w:rFonts w:ascii="Cambria" w:cs="Cambria" w:eastAsia="Cambria" w:hAnsi="Cambria"/>
         </w:rPr>
-        <w:t xml:space="preserve">August 14, 2026</w:t>
+        <w:t xml:space="preserve">August 15, 2026</w:t>
       </w:r>
     </w:p>
     <w:tbl>
@@ -1425,7 +1425,7 @@
         <w:szCs w:val="14"/>
         <w:rFonts w:ascii="Cambria" w:cs="Cambria" w:eastAsia="Cambria" w:hAnsi="Cambria"/>
       </w:rPr>
-      <w:t xml:space="preserve">Generated August 14, 2026  |  California Community Colleges  |  CPL Initiative</w:t>
+      <w:t xml:space="preserve">Generated August 15, 2026  |  California Community Colleges  |  CPL Initiative</w:t>
     </w:r>
     <w:r>
       <w:rPr>

--- a/reports/projects/3.1.2_Report.docx
+++ b/reports/projects/3.1.2_Report.docx
@@ -75,7 +75,7 @@
           <w:szCs w:val="19"/>
           <w:rFonts w:ascii="Cambria" w:cs="Cambria" w:eastAsia="Cambria" w:hAnsi="Cambria"/>
         </w:rPr>
-        <w:t xml:space="preserve">August 15, 2026</w:t>
+        <w:t xml:space="preserve">August 16, 2026</w:t>
       </w:r>
     </w:p>
     <w:tbl>
@@ -1425,7 +1425,7 @@
         <w:szCs w:val="14"/>
         <w:rFonts w:ascii="Cambria" w:cs="Cambria" w:eastAsia="Cambria" w:hAnsi="Cambria"/>
       </w:rPr>
-      <w:t xml:space="preserve">Generated August 15, 2026  |  California Community Colleges  |  CPL Initiative</w:t>
+      <w:t xml:space="preserve">Generated August 16, 2026  |  California Community Colleges  |  CPL Initiative</w:t>
     </w:r>
     <w:r>
       <w:rPr>

--- a/reports/projects/3.1.2_Report.docx
+++ b/reports/projects/3.1.2_Report.docx
@@ -75,7 +75,7 @@
           <w:szCs w:val="19"/>
           <w:rFonts w:ascii="Cambria" w:cs="Cambria" w:eastAsia="Cambria" w:hAnsi="Cambria"/>
         </w:rPr>
-        <w:t xml:space="preserve">August 16, 2026</w:t>
+        <w:t xml:space="preserve">August 17, 2026</w:t>
       </w:r>
     </w:p>
     <w:tbl>
@@ -1425,7 +1425,7 @@
         <w:szCs w:val="14"/>
         <w:rFonts w:ascii="Cambria" w:cs="Cambria" w:eastAsia="Cambria" w:hAnsi="Cambria"/>
       </w:rPr>
-      <w:t xml:space="preserve">Generated August 16, 2026  |  California Community Colleges  |  CPL Initiative</w:t>
+      <w:t xml:space="preserve">Generated August 17, 2026  |  California Community Colleges  |  CPL Initiative</w:t>
     </w:r>
     <w:r>
       <w:rPr>

--- a/reports/projects/3.1.2_Report.docx
+++ b/reports/projects/3.1.2_Report.docx
@@ -75,7 +75,7 @@
           <w:szCs w:val="19"/>
           <w:rFonts w:ascii="Cambria" w:cs="Cambria" w:eastAsia="Cambria" w:hAnsi="Cambria"/>
         </w:rPr>
-        <w:t xml:space="preserve">August 17, 2026</w:t>
+        <w:t xml:space="preserve">August 18, 2026</w:t>
       </w:r>
     </w:p>
     <w:tbl>
@@ -1425,7 +1425,7 @@
         <w:szCs w:val="14"/>
         <w:rFonts w:ascii="Cambria" w:cs="Cambria" w:eastAsia="Cambria" w:hAnsi="Cambria"/>
       </w:rPr>
-      <w:t xml:space="preserve">Generated August 17, 2026  |  California Community Colleges  |  CPL Initiative</w:t>
+      <w:t xml:space="preserve">Generated August 18, 2026  |  California Community Colleges  |  CPL Initiative</w:t>
     </w:r>
     <w:r>
       <w:rPr>

--- a/reports/projects/3.1.2_Report.docx
+++ b/reports/projects/3.1.2_Report.docx
@@ -75,7 +75,7 @@
           <w:szCs w:val="19"/>
           <w:rFonts w:ascii="Cambria" w:cs="Cambria" w:eastAsia="Cambria" w:hAnsi="Cambria"/>
         </w:rPr>
-        <w:t xml:space="preserve">August 18, 2026</w:t>
+        <w:t xml:space="preserve">August 19, 2026</w:t>
       </w:r>
     </w:p>
     <w:tbl>
@@ -1425,7 +1425,7 @@
         <w:szCs w:val="14"/>
         <w:rFonts w:ascii="Cambria" w:cs="Cambria" w:eastAsia="Cambria" w:hAnsi="Cambria"/>
       </w:rPr>
-      <w:t xml:space="preserve">Generated August 18, 2026  |  California Community Colleges  |  CPL Initiative</w:t>
+      <w:t xml:space="preserve">Generated August 19, 2026  |  California Community Colleges  |  CPL Initiative</w:t>
     </w:r>
     <w:r>
       <w:rPr>

--- a/reports/projects/3.1.2_Report.docx
+++ b/reports/projects/3.1.2_Report.docx
@@ -75,7 +75,7 @@
           <w:szCs w:val="19"/>
           <w:rFonts w:ascii="Cambria" w:cs="Cambria" w:eastAsia="Cambria" w:hAnsi="Cambria"/>
         </w:rPr>
-        <w:t xml:space="preserve">August 19, 2026</w:t>
+        <w:t xml:space="preserve">August 20, 2026</w:t>
       </w:r>
     </w:p>
     <w:tbl>
@@ -1425,7 +1425,7 @@
         <w:szCs w:val="14"/>
         <w:rFonts w:ascii="Cambria" w:cs="Cambria" w:eastAsia="Cambria" w:hAnsi="Cambria"/>
       </w:rPr>
-      <w:t xml:space="preserve">Generated August 19, 2026  |  California Community Colleges  |  CPL Initiative</w:t>
+      <w:t xml:space="preserve">Generated August 20, 2026  |  California Community Colleges  |  CPL Initiative</w:t>
     </w:r>
     <w:r>
       <w:rPr>

--- a/reports/projects/3.1.2_Report.docx
+++ b/reports/projects/3.1.2_Report.docx
@@ -75,7 +75,7 @@
           <w:szCs w:val="19"/>
           <w:rFonts w:ascii="Cambria" w:cs="Cambria" w:eastAsia="Cambria" w:hAnsi="Cambria"/>
         </w:rPr>
-        <w:t xml:space="preserve">August 20, 2026</w:t>
+        <w:t xml:space="preserve">August 21, 2026</w:t>
       </w:r>
     </w:p>
     <w:tbl>
@@ -1425,7 +1425,7 @@
         <w:szCs w:val="14"/>
         <w:rFonts w:ascii="Cambria" w:cs="Cambria" w:eastAsia="Cambria" w:hAnsi="Cambria"/>
       </w:rPr>
-      <w:t xml:space="preserve">Generated August 20, 2026  |  California Community Colleges  |  CPL Initiative</w:t>
+      <w:t xml:space="preserve">Generated August 21, 2026  |  California Community Colleges  |  CPL Initiative</w:t>
     </w:r>
     <w:r>
       <w:rPr>

--- a/reports/projects/3.1.2_Report.docx
+++ b/reports/projects/3.1.2_Report.docx
@@ -75,7 +75,7 @@
           <w:szCs w:val="19"/>
           <w:rFonts w:ascii="Cambria" w:cs="Cambria" w:eastAsia="Cambria" w:hAnsi="Cambria"/>
         </w:rPr>
-        <w:t xml:space="preserve">August 21, 2026</w:t>
+        <w:t xml:space="preserve">August 22, 2026</w:t>
       </w:r>
     </w:p>
     <w:tbl>
@@ -1425,7 +1425,7 @@
         <w:szCs w:val="14"/>
         <w:rFonts w:ascii="Cambria" w:cs="Cambria" w:eastAsia="Cambria" w:hAnsi="Cambria"/>
       </w:rPr>
-      <w:t xml:space="preserve">Generated August 21, 2026  |  California Community Colleges  |  CPL Initiative</w:t>
+      <w:t xml:space="preserve">Generated August 22, 2026  |  California Community Colleges  |  CPL Initiative</w:t>
     </w:r>
     <w:r>
       <w:rPr>

--- a/reports/projects/3.1.2_Report.docx
+++ b/reports/projects/3.1.2_Report.docx
@@ -75,7 +75,7 @@
           <w:szCs w:val="19"/>
           <w:rFonts w:ascii="Cambria" w:cs="Cambria" w:eastAsia="Cambria" w:hAnsi="Cambria"/>
         </w:rPr>
-        <w:t xml:space="preserve">August 22, 2026</w:t>
+        <w:t xml:space="preserve">August 23, 2026</w:t>
       </w:r>
     </w:p>
     <w:tbl>
@@ -1425,7 +1425,7 @@
         <w:szCs w:val="14"/>
         <w:rFonts w:ascii="Cambria" w:cs="Cambria" w:eastAsia="Cambria" w:hAnsi="Cambria"/>
       </w:rPr>
-      <w:t xml:space="preserve">Generated August 22, 2026  |  California Community Colleges  |  CPL Initiative</w:t>
+      <w:t xml:space="preserve">Generated August 23, 2026  |  California Community Colleges  |  CPL Initiative</w:t>
     </w:r>
     <w:r>
       <w:rPr>

--- a/reports/projects/3.1.2_Report.docx
+++ b/reports/projects/3.1.2_Report.docx
@@ -75,7 +75,7 @@
           <w:szCs w:val="19"/>
           <w:rFonts w:ascii="Cambria" w:cs="Cambria" w:eastAsia="Cambria" w:hAnsi="Cambria"/>
         </w:rPr>
-        <w:t xml:space="preserve">August 23, 2026</w:t>
+        <w:t xml:space="preserve">August 24, 2026</w:t>
       </w:r>
     </w:p>
     <w:tbl>
@@ -1425,7 +1425,7 @@
         <w:szCs w:val="14"/>
         <w:rFonts w:ascii="Cambria" w:cs="Cambria" w:eastAsia="Cambria" w:hAnsi="Cambria"/>
       </w:rPr>
-      <w:t xml:space="preserve">Generated August 23, 2026  |  California Community Colleges  |  CPL Initiative</w:t>
+      <w:t xml:space="preserve">Generated August 24, 2026  |  California Community Colleges  |  CPL Initiative</w:t>
     </w:r>
     <w:r>
       <w:rPr>

--- a/reports/projects/3.1.2_Report.docx
+++ b/reports/projects/3.1.2_Report.docx
@@ -75,7 +75,7 @@
           <w:szCs w:val="19"/>
           <w:rFonts w:ascii="Cambria" w:cs="Cambria" w:eastAsia="Cambria" w:hAnsi="Cambria"/>
         </w:rPr>
-        <w:t xml:space="preserve">August 24, 2026</w:t>
+        <w:t xml:space="preserve">August 25, 2026</w:t>
       </w:r>
     </w:p>
     <w:tbl>
@@ -1425,7 +1425,7 @@
         <w:szCs w:val="14"/>
         <w:rFonts w:ascii="Cambria" w:cs="Cambria" w:eastAsia="Cambria" w:hAnsi="Cambria"/>
       </w:rPr>
-      <w:t xml:space="preserve">Generated August 24, 2026  |  California Community Colleges  |  CPL Initiative</w:t>
+      <w:t xml:space="preserve">Generated August 25, 2026  |  California Community Colleges  |  CPL Initiative</w:t>
     </w:r>
     <w:r>
       <w:rPr>

--- a/reports/projects/3.1.2_Report.docx
+++ b/reports/projects/3.1.2_Report.docx
@@ -75,7 +75,7 @@
           <w:szCs w:val="19"/>
           <w:rFonts w:ascii="Cambria" w:cs="Cambria" w:eastAsia="Cambria" w:hAnsi="Cambria"/>
         </w:rPr>
-        <w:t xml:space="preserve">August 25, 2026</w:t>
+        <w:t xml:space="preserve">August 26, 2026</w:t>
       </w:r>
     </w:p>
     <w:tbl>
@@ -1425,7 +1425,7 @@
         <w:szCs w:val="14"/>
         <w:rFonts w:ascii="Cambria" w:cs="Cambria" w:eastAsia="Cambria" w:hAnsi="Cambria"/>
       </w:rPr>
-      <w:t xml:space="preserve">Generated August 25, 2026  |  California Community Colleges  |  CPL Initiative</w:t>
+      <w:t xml:space="preserve">Generated August 26, 2026  |  California Community Colleges  |  CPL Initiative</w:t>
     </w:r>
     <w:r>
       <w:rPr>

--- a/reports/projects/3.1.2_Report.docx
+++ b/reports/projects/3.1.2_Report.docx
@@ -75,7 +75,7 @@
           <w:szCs w:val="19"/>
           <w:rFonts w:ascii="Cambria" w:cs="Cambria" w:eastAsia="Cambria" w:hAnsi="Cambria"/>
         </w:rPr>
-        <w:t xml:space="preserve">August 26, 2026</w:t>
+        <w:t xml:space="preserve">August 27, 2026</w:t>
       </w:r>
     </w:p>
     <w:tbl>
@@ -1425,7 +1425,7 @@
         <w:szCs w:val="14"/>
         <w:rFonts w:ascii="Cambria" w:cs="Cambria" w:eastAsia="Cambria" w:hAnsi="Cambria"/>
       </w:rPr>
-      <w:t xml:space="preserve">Generated August 26, 2026  |  California Community Colleges  |  CPL Initiative</w:t>
+      <w:t xml:space="preserve">Generated August 27, 2026  |  California Community Colleges  |  CPL Initiative</w:t>
     </w:r>
     <w:r>
       <w:rPr>

--- a/reports/projects/3.1.2_Report.docx
+++ b/reports/projects/3.1.2_Report.docx
@@ -75,7 +75,7 @@
           <w:szCs w:val="19"/>
           <w:rFonts w:ascii="Cambria" w:cs="Cambria" w:eastAsia="Cambria" w:hAnsi="Cambria"/>
         </w:rPr>
-        <w:t xml:space="preserve">August 27, 2026</w:t>
+        <w:t xml:space="preserve">August 28, 2026</w:t>
       </w:r>
     </w:p>
     <w:tbl>
@@ -1425,7 +1425,7 @@
         <w:szCs w:val="14"/>
         <w:rFonts w:ascii="Cambria" w:cs="Cambria" w:eastAsia="Cambria" w:hAnsi="Cambria"/>
       </w:rPr>
-      <w:t xml:space="preserve">Generated August 27, 2026  |  California Community Colleges  |  CPL Initiative</w:t>
+      <w:t xml:space="preserve">Generated August 28, 2026  |  California Community Colleges  |  CPL Initiative</w:t>
     </w:r>
     <w:r>
       <w:rPr>

--- a/reports/projects/3.1.2_Report.docx
+++ b/reports/projects/3.1.2_Report.docx
@@ -75,7 +75,7 @@
           <w:szCs w:val="19"/>
           <w:rFonts w:ascii="Cambria" w:cs="Cambria" w:eastAsia="Cambria" w:hAnsi="Cambria"/>
         </w:rPr>
-        <w:t xml:space="preserve">August 28, 2026</w:t>
+        <w:t xml:space="preserve">August 29, 2026</w:t>
       </w:r>
     </w:p>
     <w:tbl>
@@ -1425,7 +1425,7 @@
         <w:szCs w:val="14"/>
         <w:rFonts w:ascii="Cambria" w:cs="Cambria" w:eastAsia="Cambria" w:hAnsi="Cambria"/>
       </w:rPr>
-      <w:t xml:space="preserve">Generated August 28, 2026  |  California Community Colleges  |  CPL Initiative</w:t>
+      <w:t xml:space="preserve">Generated August 29, 2026  |  California Community Colleges  |  CPL Initiative</w:t>
     </w:r>
     <w:r>
       <w:rPr>

--- a/reports/projects/3.1.2_Report.docx
+++ b/reports/projects/3.1.2_Report.docx
@@ -75,7 +75,7 @@
           <w:szCs w:val="19"/>
           <w:rFonts w:ascii="Cambria" w:cs="Cambria" w:eastAsia="Cambria" w:hAnsi="Cambria"/>
         </w:rPr>
-        <w:t xml:space="preserve">August 29, 2026</w:t>
+        <w:t xml:space="preserve">August 30, 2026</w:t>
       </w:r>
     </w:p>
     <w:tbl>
@@ -1425,7 +1425,7 @@
         <w:szCs w:val="14"/>
         <w:rFonts w:ascii="Cambria" w:cs="Cambria" w:eastAsia="Cambria" w:hAnsi="Cambria"/>
       </w:rPr>
-      <w:t xml:space="preserve">Generated August 29, 2026  |  California Community Colleges  |  CPL Initiative</w:t>
+      <w:t xml:space="preserve">Generated August 30, 2026  |  California Community Colleges  |  CPL Initiative</w:t>
     </w:r>
     <w:r>
       <w:rPr>

--- a/reports/projects/3.1.2_Report.docx
+++ b/reports/projects/3.1.2_Report.docx
@@ -75,7 +75,7 @@
           <w:szCs w:val="19"/>
           <w:rFonts w:ascii="Cambria" w:cs="Cambria" w:eastAsia="Cambria" w:hAnsi="Cambria"/>
         </w:rPr>
-        <w:t xml:space="preserve">August 30, 2026</w:t>
+        <w:t xml:space="preserve">August 31, 2026</w:t>
       </w:r>
     </w:p>
     <w:tbl>
@@ -1425,7 +1425,7 @@
         <w:szCs w:val="14"/>
         <w:rFonts w:ascii="Cambria" w:cs="Cambria" w:eastAsia="Cambria" w:hAnsi="Cambria"/>
       </w:rPr>
-      <w:t xml:space="preserve">Generated August 30, 2026  |  California Community Colleges  |  CPL Initiative</w:t>
+      <w:t xml:space="preserve">Generated August 31, 2026  |  California Community Colleges  |  CPL Initiative</w:t>
     </w:r>
     <w:r>
       <w:rPr>

--- a/reports/projects/3.1.2_Report.docx
+++ b/reports/projects/3.1.2_Report.docx
@@ -75,7 +75,7 @@
           <w:szCs w:val="19"/>
           <w:rFonts w:ascii="Cambria" w:cs="Cambria" w:eastAsia="Cambria" w:hAnsi="Cambria"/>
         </w:rPr>
-        <w:t xml:space="preserve">August 31, 2026</w:t>
+        <w:t xml:space="preserve">September 1, 2026</w:t>
       </w:r>
     </w:p>
     <w:tbl>
@@ -1425,7 +1425,7 @@
         <w:szCs w:val="14"/>
         <w:rFonts w:ascii="Cambria" w:cs="Cambria" w:eastAsia="Cambria" w:hAnsi="Cambria"/>
       </w:rPr>
-      <w:t xml:space="preserve">Generated August 31, 2026  |  California Community Colleges  |  CPL Initiative</w:t>
+      <w:t xml:space="preserve">Generated September 1, 2026  |  California Community Colleges  |  CPL Initiative</w:t>
     </w:r>
     <w:r>
       <w:rPr>

--- a/reports/projects/3.1.2_Report.docx
+++ b/reports/projects/3.1.2_Report.docx
@@ -75,7 +75,7 @@
           <w:szCs w:val="19"/>
           <w:rFonts w:ascii="Cambria" w:cs="Cambria" w:eastAsia="Cambria" w:hAnsi="Cambria"/>
         </w:rPr>
-        <w:t xml:space="preserve">September 1, 2026</w:t>
+        <w:t xml:space="preserve">September 2, 2026</w:t>
       </w:r>
     </w:p>
     <w:tbl>
@@ -1425,7 +1425,7 @@
         <w:szCs w:val="14"/>
         <w:rFonts w:ascii="Cambria" w:cs="Cambria" w:eastAsia="Cambria" w:hAnsi="Cambria"/>
       </w:rPr>
-      <w:t xml:space="preserve">Generated September 1, 2026  |  California Community Colleges  |  CPL Initiative</w:t>
+      <w:t xml:space="preserve">Generated September 2, 2026  |  California Community Colleges  |  CPL Initiative</w:t>
     </w:r>
     <w:r>
       <w:rPr>

--- a/reports/projects/3.1.2_Report.docx
+++ b/reports/projects/3.1.2_Report.docx
@@ -75,7 +75,7 @@
           <w:szCs w:val="19"/>
           <w:rFonts w:ascii="Cambria" w:cs="Cambria" w:eastAsia="Cambria" w:hAnsi="Cambria"/>
         </w:rPr>
-        <w:t xml:space="preserve">September 2, 2026</w:t>
+        <w:t xml:space="preserve">September 3, 2026</w:t>
       </w:r>
     </w:p>
     <w:tbl>
@@ -1425,7 +1425,7 @@
         <w:szCs w:val="14"/>
         <w:rFonts w:ascii="Cambria" w:cs="Cambria" w:eastAsia="Cambria" w:hAnsi="Cambria"/>
       </w:rPr>
-      <w:t xml:space="preserve">Generated September 2, 2026  |  California Community Colleges  |  CPL Initiative</w:t>
+      <w:t xml:space="preserve">Generated September 3, 2026  |  California Community Colleges  |  CPL Initiative</w:t>
     </w:r>
     <w:r>
       <w:rPr>

--- a/reports/projects/3.1.2_Report.docx
+++ b/reports/projects/3.1.2_Report.docx
@@ -75,7 +75,7 @@
           <w:szCs w:val="19"/>
           <w:rFonts w:ascii="Cambria" w:cs="Cambria" w:eastAsia="Cambria" w:hAnsi="Cambria"/>
         </w:rPr>
-        <w:t xml:space="preserve">September 3, 2026</w:t>
+        <w:t xml:space="preserve">September 4, 2026</w:t>
       </w:r>
     </w:p>
     <w:tbl>
@@ -1425,7 +1425,7 @@
         <w:szCs w:val="14"/>
         <w:rFonts w:ascii="Cambria" w:cs="Cambria" w:eastAsia="Cambria" w:hAnsi="Cambria"/>
       </w:rPr>
-      <w:t xml:space="preserve">Generated September 3, 2026  |  California Community Colleges  |  CPL Initiative</w:t>
+      <w:t xml:space="preserve">Generated September 4, 2026  |  California Community Colleges  |  CPL Initiative</w:t>
     </w:r>
     <w:r>
       <w:rPr>

--- a/reports/projects/3.1.2_Report.docx
+++ b/reports/projects/3.1.2_Report.docx
@@ -75,7 +75,7 @@
           <w:szCs w:val="19"/>
           <w:rFonts w:ascii="Cambria" w:cs="Cambria" w:eastAsia="Cambria" w:hAnsi="Cambria"/>
         </w:rPr>
-        <w:t xml:space="preserve">September 4, 2026</w:t>
+        <w:t xml:space="preserve">September 5, 2026</w:t>
       </w:r>
     </w:p>
     <w:tbl>
@@ -1425,7 +1425,7 @@
         <w:szCs w:val="14"/>
         <w:rFonts w:ascii="Cambria" w:cs="Cambria" w:eastAsia="Cambria" w:hAnsi="Cambria"/>
       </w:rPr>
-      <w:t xml:space="preserve">Generated September 4, 2026  |  California Community Colleges  |  CPL Initiative</w:t>
+      <w:t xml:space="preserve">Generated September 5, 2026  |  California Community Colleges  |  CPL Initiative</w:t>
     </w:r>
     <w:r>
       <w:rPr>

--- a/reports/projects/3.1.2_Report.docx
+++ b/reports/projects/3.1.2_Report.docx
@@ -75,7 +75,7 @@
           <w:szCs w:val="19"/>
           <w:rFonts w:ascii="Cambria" w:cs="Cambria" w:eastAsia="Cambria" w:hAnsi="Cambria"/>
         </w:rPr>
-        <w:t xml:space="preserve">September 5, 2026</w:t>
+        <w:t xml:space="preserve">September 6, 2026</w:t>
       </w:r>
     </w:p>
     <w:tbl>
@@ -1425,7 +1425,7 @@
         <w:szCs w:val="14"/>
         <w:rFonts w:ascii="Cambria" w:cs="Cambria" w:eastAsia="Cambria" w:hAnsi="Cambria"/>
       </w:rPr>
-      <w:t xml:space="preserve">Generated September 5, 2026  |  California Community Colleges  |  CPL Initiative</w:t>
+      <w:t xml:space="preserve">Generated September 6, 2026  |  California Community Colleges  |  CPL Initiative</w:t>
     </w:r>
     <w:r>
       <w:rPr>

--- a/reports/projects/3.1.2_Report.docx
+++ b/reports/projects/3.1.2_Report.docx
@@ -75,7 +75,7 @@
           <w:szCs w:val="19"/>
           <w:rFonts w:ascii="Cambria" w:cs="Cambria" w:eastAsia="Cambria" w:hAnsi="Cambria"/>
         </w:rPr>
-        <w:t xml:space="preserve">September 6, 2026</w:t>
+        <w:t xml:space="preserve">September 7, 2026</w:t>
       </w:r>
     </w:p>
     <w:tbl>
@@ -1425,7 +1425,7 @@
         <w:szCs w:val="14"/>
         <w:rFonts w:ascii="Cambria" w:cs="Cambria" w:eastAsia="Cambria" w:hAnsi="Cambria"/>
       </w:rPr>
-      <w:t xml:space="preserve">Generated September 6, 2026  |  California Community Colleges  |  CPL Initiative</w:t>
+      <w:t xml:space="preserve">Generated September 7, 2026  |  California Community Colleges  |  CPL Initiative</w:t>
     </w:r>
     <w:r>
       <w:rPr>

--- a/reports/projects/3.1.2_Report.docx
+++ b/reports/projects/3.1.2_Report.docx
@@ -75,7 +75,7 @@
           <w:szCs w:val="19"/>
           <w:rFonts w:ascii="Cambria" w:cs="Cambria" w:eastAsia="Cambria" w:hAnsi="Cambria"/>
         </w:rPr>
-        <w:t xml:space="preserve">September 7, 2026</w:t>
+        <w:t xml:space="preserve">September 8, 2026</w:t>
       </w:r>
     </w:p>
     <w:tbl>
@@ -1425,7 +1425,7 @@
         <w:szCs w:val="14"/>
         <w:rFonts w:ascii="Cambria" w:cs="Cambria" w:eastAsia="Cambria" w:hAnsi="Cambria"/>
       </w:rPr>
-      <w:t xml:space="preserve">Generated September 7, 2026  |  California Community Colleges  |  CPL Initiative</w:t>
+      <w:t xml:space="preserve">Generated September 8, 2026  |  California Community Colleges  |  CPL Initiative</w:t>
     </w:r>
     <w:r>
       <w:rPr>

--- a/reports/projects/3.1.2_Report.docx
+++ b/reports/projects/3.1.2_Report.docx
@@ -75,7 +75,7 @@
           <w:szCs w:val="19"/>
           <w:rFonts w:ascii="Cambria" w:cs="Cambria" w:eastAsia="Cambria" w:hAnsi="Cambria"/>
         </w:rPr>
-        <w:t xml:space="preserve">September 8, 2026</w:t>
+        <w:t xml:space="preserve">September 10, 2026</w:t>
       </w:r>
     </w:p>
     <w:tbl>
@@ -1425,7 +1425,7 @@
         <w:szCs w:val="14"/>
         <w:rFonts w:ascii="Cambria" w:cs="Cambria" w:eastAsia="Cambria" w:hAnsi="Cambria"/>
       </w:rPr>
-      <w:t xml:space="preserve">Generated September 8, 2026  |  California Community Colleges  |  CPL Initiative</w:t>
+      <w:t xml:space="preserve">Generated September 10, 2026  |  California Community Colleges  |  CPL Initiative</w:t>
     </w:r>
     <w:r>
       <w:rPr>

--- a/reports/projects/3.1.2_Report.docx
+++ b/reports/projects/3.1.2_Report.docx
@@ -75,7 +75,7 @@
           <w:szCs w:val="19"/>
           <w:rFonts w:ascii="Cambria" w:cs="Cambria" w:eastAsia="Cambria" w:hAnsi="Cambria"/>
         </w:rPr>
-        <w:t xml:space="preserve">September 10, 2026</w:t>
+        <w:t xml:space="preserve">September 11, 2026</w:t>
       </w:r>
     </w:p>
     <w:tbl>
@@ -1425,7 +1425,7 @@
         <w:szCs w:val="14"/>
         <w:rFonts w:ascii="Cambria" w:cs="Cambria" w:eastAsia="Cambria" w:hAnsi="Cambria"/>
       </w:rPr>
-      <w:t xml:space="preserve">Generated September 10, 2026  |  California Community Colleges  |  CPL Initiative</w:t>
+      <w:t xml:space="preserve">Generated September 11, 2026  |  California Community Colleges  |  CPL Initiative</w:t>
     </w:r>
     <w:r>
       <w:rPr>

--- a/reports/projects/3.1.2_Report.docx
+++ b/reports/projects/3.1.2_Report.docx
@@ -75,7 +75,7 @@
           <w:szCs w:val="19"/>
           <w:rFonts w:ascii="Cambria" w:cs="Cambria" w:eastAsia="Cambria" w:hAnsi="Cambria"/>
         </w:rPr>
-        <w:t xml:space="preserve">September 11, 2026</w:t>
+        <w:t xml:space="preserve">September 12, 2026</w:t>
       </w:r>
     </w:p>
     <w:tbl>
@@ -1425,7 +1425,7 @@
         <w:szCs w:val="14"/>
         <w:rFonts w:ascii="Cambria" w:cs="Cambria" w:eastAsia="Cambria" w:hAnsi="Cambria"/>
       </w:rPr>
-      <w:t xml:space="preserve">Generated September 11, 2026  |  California Community Colleges  |  CPL Initiative</w:t>
+      <w:t xml:space="preserve">Generated September 12, 2026  |  California Community Colleges  |  CPL Initiative</w:t>
     </w:r>
     <w:r>
       <w:rPr>
